--- a/fuentes/CF2_73310057_DU.docx
+++ b/fuentes/CF2_73310057_DU.docx
@@ -246,15 +246,15 @@
         <mc:AlternateContent>
           <mc:Choice Requires="wps">
             <w:drawing>
-              <wp:anchor distT="45720" distB="45720" distL="114300" distR="114300" simplePos="0" relativeHeight="251657728" behindDoc="0" locked="0" layoutInCell="1" allowOverlap="1" wp14:anchorId="5E459EE6" wp14:editId="798CE2F3">
+              <wp:anchor distT="45720" distB="45720" distL="114300" distR="114300" simplePos="0" relativeHeight="251657728" behindDoc="0" locked="0" layoutInCell="1" allowOverlap="1" wp14:anchorId="5E459EE6" wp14:editId="373682FF">
                 <wp:simplePos x="0" y="0"/>
                 <wp:positionH relativeFrom="column">
-                  <wp:posOffset>-262890</wp:posOffset>
+                  <wp:posOffset>140970</wp:posOffset>
                 </wp:positionH>
                 <wp:positionV relativeFrom="paragraph">
-                  <wp:posOffset>280489</wp:posOffset>
+                  <wp:posOffset>279400</wp:posOffset>
                 </wp:positionV>
-                <wp:extent cx="6564086" cy="1857375"/>
+                <wp:extent cx="6160135" cy="1857375"/>
                 <wp:effectExtent l="0" t="0" r="0" b="9525"/>
                 <wp:wrapNone/>
                 <wp:docPr id="2" name="Cuadro de texto 2">
@@ -276,7 +276,7 @@
                       <wps:spPr bwMode="auto">
                         <a:xfrm>
                           <a:off x="0" y="0"/>
-                          <a:ext cx="6564086" cy="1857375"/>
+                          <a:ext cx="6160135" cy="1857375"/>
                         </a:xfrm>
                         <a:prstGeom prst="rect">
                           <a:avLst/>
@@ -326,7 +326,7 @@
                 <v:stroke joinstyle="miter"/>
                 <v:path gradientshapeok="t" o:connecttype="rect"/>
               </v:shapetype>
-              <v:shape id="Cuadro de texto 2" o:spid="_x0000_s1026" type="#_x0000_t202" alt="&quot;&quot;" style="position:absolute;left:0;text-align:left;margin-left:-20.7pt;margin-top:22.1pt;width:516.85pt;height:146.25pt;z-index:251657728;visibility:visible;mso-wrap-style:square;mso-width-percent:0;mso-height-percent:0;mso-wrap-distance-left:9pt;mso-wrap-distance-top:3.6pt;mso-wrap-distance-right:9pt;mso-wrap-distance-bottom:3.6pt;mso-position-horizontal:absolute;mso-position-horizontal-relative:text;mso-position-vertical:absolute;mso-position-vertical-relative:text;mso-width-percent:0;mso-height-percent:0;mso-width-relative:margin;mso-height-relative:margin;v-text-anchor:top" o:gfxdata="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" filled="f" stroked="f">
+              <v:shape id="Cuadro de texto 2" o:spid="_x0000_s1026" type="#_x0000_t202" alt="&quot;&quot;" style="position:absolute;left:0;text-align:left;margin-left:11.1pt;margin-top:22pt;width:485.05pt;height:146.25pt;z-index:251657728;visibility:visible;mso-wrap-style:square;mso-width-percent:0;mso-height-percent:0;mso-wrap-distance-left:9pt;mso-wrap-distance-top:3.6pt;mso-wrap-distance-right:9pt;mso-wrap-distance-bottom:3.6pt;mso-position-horizontal:absolute;mso-position-horizontal-relative:text;mso-position-vertical:absolute;mso-position-vertical-relative:text;mso-width-percent:0;mso-height-percent:0;mso-width-relative:margin;mso-height-relative:margin;v-text-anchor:top" o:gfxdata="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" filled="f" stroked="f">
                 <v:textbox>
                   <w:txbxContent>
                     <w:p>
@@ -2427,16 +2427,16 @@
       <w:pPr>
         <w:spacing w:before="0" w:after="0"/>
         <w:ind w:firstLine="0"/>
-        <w:jc w:val="both"/>
+        <w:jc w:val="center"/>
       </w:pPr>
       <w:r>
         <w:rPr>
           <w:noProof/>
         </w:rPr>
         <w:drawing>
-          <wp:inline distT="0" distB="0" distL="0" distR="0" wp14:anchorId="36D33B9C" wp14:editId="5E73D0F4">
-            <wp:extent cx="5146431" cy="3859823"/>
-            <wp:effectExtent l="0" t="0" r="0" b="7620"/>
+          <wp:inline distT="0" distB="0" distL="0" distR="0" wp14:anchorId="36D33B9C" wp14:editId="632CBDC7">
+            <wp:extent cx="5287946" cy="3308985"/>
+            <wp:effectExtent l="0" t="0" r="8255" b="5715"/>
             <wp:docPr id="73014676" name="Imagen 6"/>
             <wp:cNvGraphicFramePr>
               <a:graphicFrameLocks xmlns:a="http://schemas.openxmlformats.org/drawingml/2006/main" noChangeAspect="1"/>
@@ -2450,7 +2450,7 @@
                       <a:picLocks noChangeAspect="1" noChangeArrowheads="1"/>
                     </pic:cNvPicPr>
                   </pic:nvPicPr>
-                  <pic:blipFill>
+                  <pic:blipFill rotWithShape="1">
                     <a:blip r:embed="rId12">
                       <a:extLst>
                         <a:ext uri="{28A0092B-C50C-407E-A947-70E740481C1C}">
@@ -2458,7 +2458,7 @@
                         </a:ext>
                       </a:extLst>
                     </a:blip>
-                    <a:srcRect/>
+                    <a:srcRect t="12439" b="13327"/>
                     <a:stretch>
                       <a:fillRect/>
                     </a:stretch>
@@ -2466,7 +2466,7 @@
                   <pic:spPr bwMode="auto">
                     <a:xfrm>
                       <a:off x="0" y="0"/>
-                      <a:ext cx="5147674" cy="3860755"/>
+                      <a:ext cx="5294273" cy="3312944"/>
                     </a:xfrm>
                     <a:prstGeom prst="rect">
                       <a:avLst/>
@@ -2475,6 +2475,11 @@
                     <a:ln>
                       <a:noFill/>
                     </a:ln>
+                    <a:extLst>
+                      <a:ext uri="{53640926-AAD7-44D8-BBD7-CCE9431645EC}">
+                        <a14:shadowObscured xmlns:a14="http://schemas.microsoft.com/office/drawing/2010/main"/>
+                      </a:ext>
+                    </a:extLst>
                   </pic:spPr>
                 </pic:pic>
               </a:graphicData>
@@ -2549,7 +2554,7 @@
           <w:p>
             <w:pPr>
               <w:spacing w:before="0" w:after="0"/>
-              <w:jc w:val="center"/>
+              <w:ind w:firstLine="0"/>
               <w:rPr>
                 <w:b/>
               </w:rPr>
@@ -2558,7 +2563,13 @@
               <w:rPr>
                 <w:b/>
               </w:rPr>
-              <w:t xml:space="preserve">Síntesis del video: </w:t>
+              <w:t xml:space="preserve">Transcripción </w:t>
+            </w:r>
+            <w:r>
+              <w:rPr>
+                <w:b/>
+              </w:rPr>
+              <w:t xml:space="preserve">del video: </w:t>
             </w:r>
             <w:r>
               <w:t>Prácticas seguras y ambientales para el manejo fitosanitario en ambientes protegidos.</w:t>
@@ -2584,8 +2595,11 @@
               <w:spacing w:before="0" w:after="0"/>
             </w:pPr>
             <w:r>
+              <w:t xml:space="preserve">El éxito de la producción en estructuras protegidas depende en gran medida del control de factores ambientales como la temperatura, la humedad, la ventilación </w:t>
+            </w:r>
+            <w:r>
               <w:lastRenderedPageBreak/>
-              <w:t>El éxito de la producción en estructuras protegidas depende en gran medida del control de factores ambientales como la temperatura, la humedad, la ventilación y la luminosidad. Estas variables influyen directamente en el desarrollo de las plantas y en la aparición de organismos nocivos. Un manejo adecuado de estas condiciones permite reducir el estrés del cultivo, prevenir enfermedades y disminuir la dependencia del uso de productos químicos.</w:t>
+              <w:t>y la luminosidad. Estas variables influyen directamente en el desarrollo de las plantas y en la aparición de organismos nocivos. Un manejo adecuado de estas condiciones permite reducir el estrés del cultivo, prevenir enfermedades y disminuir la dependencia del uso de productos químicos.</w:t>
             </w:r>
           </w:p>
           <w:p>
@@ -2628,6 +2642,11 @@
     </w:p>
     <w:p>
       <w:pPr>
+        <w:spacing w:before="0" w:after="0"/>
+      </w:pPr>
+    </w:p>
+    <w:p>
+      <w:pPr>
         <w:pStyle w:val="Ttulo1"/>
       </w:pPr>
       <w:bookmarkStart w:id="3" w:name="_Toc223465995"/>
@@ -2676,11 +2695,19 @@
     <w:p>
       <w:pPr>
         <w:pStyle w:val="Figura"/>
+        <w:rPr>
+          <w:b w:val="0"/>
+          <w:bCs/>
+        </w:rPr>
       </w:pPr>
       <w:r>
         <w:t xml:space="preserve">Figura 1. </w:t>
       </w:r>
       <w:r>
+        <w:rPr>
+          <w:b w:val="0"/>
+          <w:bCs/>
+        </w:rPr>
         <w:t>Cultivo bajo cubierta</w:t>
       </w:r>
     </w:p>
@@ -2688,6 +2715,7 @@
       <w:pPr>
         <w:spacing w:before="0" w:after="0"/>
         <w:ind w:firstLine="0"/>
+        <w:jc w:val="center"/>
         <w:rPr>
           <w:lang w:eastAsia="es-CO"/>
         </w:rPr>
@@ -2901,17 +2929,26 @@
     <w:p>
       <w:pPr>
         <w:pStyle w:val="Figura"/>
+        <w:rPr>
+          <w:b w:val="0"/>
+          <w:bCs/>
+        </w:rPr>
       </w:pPr>
       <w:r>
         <w:t xml:space="preserve">Figura 2. </w:t>
       </w:r>
       <w:r>
+        <w:rPr>
+          <w:b w:val="0"/>
+          <w:bCs/>
+        </w:rPr>
         <w:t>Túneles bajos</w:t>
       </w:r>
     </w:p>
     <w:p>
       <w:pPr>
         <w:ind w:firstLine="0"/>
+        <w:jc w:val="center"/>
         <w:rPr>
           <w:lang w:eastAsia="es-CO"/>
         </w:rPr>
@@ -3054,6 +3091,10 @@
     <w:p>
       <w:pPr>
         <w:pStyle w:val="Figura"/>
+        <w:rPr>
+          <w:b w:val="0"/>
+          <w:bCs/>
+        </w:rPr>
       </w:pPr>
       <w:r>
         <w:lastRenderedPageBreak/>
@@ -3068,6 +3109,8 @@
       <w:r>
         <w:rPr>
           <w:rFonts w:cs="Calibri"/>
+          <w:b w:val="0"/>
+          <w:bCs/>
         </w:rPr>
         <w:t>Casas malla</w:t>
       </w:r>
@@ -3076,6 +3119,7 @@
       <w:pPr>
         <w:spacing w:before="0" w:after="0"/>
         <w:ind w:firstLine="0"/>
+        <w:jc w:val="center"/>
         <w:rPr>
           <w:lang w:eastAsia="es-CO"/>
         </w:rPr>
@@ -3496,6 +3540,10 @@
     <w:p>
       <w:pPr>
         <w:pStyle w:val="Figura"/>
+        <w:rPr>
+          <w:b w:val="0"/>
+          <w:bCs/>
+        </w:rPr>
       </w:pPr>
       <w:r>
         <w:lastRenderedPageBreak/>
@@ -3508,6 +3556,10 @@
         <w:t xml:space="preserve">. </w:t>
       </w:r>
       <w:r>
+        <w:rPr>
+          <w:b w:val="0"/>
+          <w:bCs/>
+        </w:rPr>
         <w:t>Invernadero automatizado</w:t>
       </w:r>
     </w:p>
@@ -3515,6 +3567,7 @@
       <w:pPr>
         <w:spacing w:before="0" w:after="0"/>
         <w:ind w:firstLine="0"/>
+        <w:jc w:val="center"/>
         <w:rPr>
           <w:lang w:eastAsia="es-CO"/>
         </w:rPr>
@@ -3524,9 +3577,9 @@
           <w:noProof/>
         </w:rPr>
         <w:drawing>
-          <wp:inline distT="0" distB="0" distL="0" distR="0" wp14:anchorId="53E0D163" wp14:editId="223182BA">
-            <wp:extent cx="5554067" cy="3474720"/>
-            <wp:effectExtent l="0" t="0" r="8890" b="0"/>
+          <wp:inline distT="0" distB="0" distL="0" distR="0" wp14:anchorId="53E0D163" wp14:editId="479F1772">
+            <wp:extent cx="4890770" cy="3059749"/>
+            <wp:effectExtent l="0" t="0" r="5080" b="7620"/>
             <wp:docPr id="1721020306" name="Imagen 12" descr="Cultivos organizados en un invernadero automatizado con sistemas de control ambiental."/>
             <wp:cNvGraphicFramePr>
               <a:graphicFrameLocks xmlns:a="http://schemas.openxmlformats.org/drawingml/2006/main" noChangeAspect="1"/>
@@ -3556,7 +3609,7 @@
                   <pic:spPr bwMode="auto">
                     <a:xfrm>
                       <a:off x="0" y="0"/>
-                      <a:ext cx="5565525" cy="3481888"/>
+                      <a:ext cx="4903337" cy="3067611"/>
                     </a:xfrm>
                     <a:prstGeom prst="rect">
                       <a:avLst/>
@@ -3637,7 +3690,20 @@
     </w:p>
     <w:p>
       <w:pPr>
+        <w:spacing w:before="0" w:after="0"/>
+        <w:ind w:firstLine="0"/>
+        <w:rPr>
+          <w:lang w:eastAsia="es-CO"/>
+        </w:rPr>
+      </w:pPr>
+    </w:p>
+    <w:p>
+      <w:pPr>
         <w:pStyle w:val="Figura"/>
+        <w:rPr>
+          <w:b w:val="0"/>
+          <w:bCs/>
+        </w:rPr>
       </w:pPr>
       <w:r>
         <w:lastRenderedPageBreak/>
@@ -3650,12 +3716,17 @@
         <w:t xml:space="preserve">. </w:t>
       </w:r>
       <w:r>
+        <w:rPr>
+          <w:b w:val="0"/>
+          <w:bCs/>
+        </w:rPr>
         <w:t>Inspección de cultivo</w:t>
       </w:r>
     </w:p>
     <w:p>
       <w:pPr>
         <w:ind w:firstLine="0"/>
+        <w:jc w:val="center"/>
         <w:rPr>
           <w:lang w:eastAsia="es-CO"/>
         </w:rPr>
@@ -3665,9 +3736,9 @@
           <w:noProof/>
         </w:rPr>
         <w:drawing>
-          <wp:inline distT="0" distB="0" distL="0" distR="0" wp14:anchorId="3C7C8F52" wp14:editId="202ABE5E">
-            <wp:extent cx="6207485" cy="2712720"/>
-            <wp:effectExtent l="0" t="0" r="3175" b="0"/>
+          <wp:inline distT="0" distB="0" distL="0" distR="0" wp14:anchorId="3C7C8F52" wp14:editId="44E9082C">
+            <wp:extent cx="5597198" cy="2446020"/>
+            <wp:effectExtent l="0" t="0" r="3810" b="0"/>
             <wp:docPr id="2106890349" name="Imagen 13" descr="Técnicos realizando inspección del cultivo dentro de un invernadero."/>
             <wp:cNvGraphicFramePr>
               <a:graphicFrameLocks xmlns:a="http://schemas.openxmlformats.org/drawingml/2006/main" noChangeAspect="1"/>
@@ -3697,7 +3768,7 @@
                   <pic:spPr bwMode="auto">
                     <a:xfrm>
                       <a:off x="0" y="0"/>
-                      <a:ext cx="6210885" cy="2714206"/>
+                      <a:ext cx="5602581" cy="2448373"/>
                     </a:xfrm>
                     <a:prstGeom prst="rect">
                       <a:avLst/>
@@ -3961,6 +4032,16 @@
     <w:p>
       <w:pPr>
         <w:pStyle w:val="Prrafodelista"/>
+        <w:spacing w:before="0" w:after="0"/>
+        <w:ind w:left="1068" w:firstLine="0"/>
+        <w:rPr>
+          <w:lang w:eastAsia="es-CO"/>
+        </w:rPr>
+      </w:pPr>
+    </w:p>
+    <w:p>
+      <w:pPr>
+        <w:pStyle w:val="Prrafodelista"/>
         <w:numPr>
           <w:ilvl w:val="0"/>
           <w:numId w:val="11"/>
@@ -4059,6 +4140,10 @@
     <w:p>
       <w:pPr>
         <w:pStyle w:val="Figura"/>
+        <w:rPr>
+          <w:b w:val="0"/>
+          <w:bCs/>
+        </w:rPr>
       </w:pPr>
       <w:r>
         <w:t xml:space="preserve">Figura </w:t>
@@ -4070,12 +4155,17 @@
         <w:t xml:space="preserve">. </w:t>
       </w:r>
       <w:r>
+        <w:rPr>
+          <w:b w:val="0"/>
+          <w:bCs/>
+        </w:rPr>
         <w:t>Control de ventilación</w:t>
       </w:r>
     </w:p>
     <w:p>
       <w:pPr>
         <w:ind w:firstLine="0"/>
+        <w:jc w:val="center"/>
         <w:rPr>
           <w:lang w:eastAsia="es-CO"/>
         </w:rPr>
@@ -4136,14 +4226,6 @@
     </w:p>
     <w:p>
       <w:pPr>
-        <w:ind w:firstLine="0"/>
-        <w:rPr>
-          <w:lang w:eastAsia="es-CO"/>
-        </w:rPr>
-      </w:pPr>
-    </w:p>
-    <w:p>
-      <w:pPr>
         <w:pStyle w:val="Prrafodelista"/>
         <w:numPr>
           <w:ilvl w:val="0"/>
@@ -4162,6 +4244,7 @@
           <w:bCs/>
           <w:lang w:eastAsia="es-CO"/>
         </w:rPr>
+        <w:lastRenderedPageBreak/>
         <w:t xml:space="preserve">Tipos de control: </w:t>
       </w:r>
     </w:p>
@@ -4389,14 +4472,14 @@
         <w:rPr>
           <w:lang w:eastAsia="es-CO"/>
         </w:rPr>
-        <w:t xml:space="preserve">Cuando la temperatura y la humedad no se encuentran en equilibrio, las plantas pueden experimentar estrés fisiológico, lo que se traduce en disminución del </w:t>
+        <w:t xml:space="preserve">Cuando la temperatura y la humedad no se encuentran en equilibrio, las plantas pueden experimentar estrés fisiológico, lo que se traduce en disminución del crecimiento, malformaciones, abortos florales, caída prematura de frutos y dificultades en la polinización. Asimismo, un manejo inadecuado puede favorecer la aparición y </w:t>
       </w:r>
       <w:r>
         <w:rPr>
           <w:lang w:eastAsia="es-CO"/>
         </w:rPr>
         <w:lastRenderedPageBreak/>
-        <w:t>crecimiento, malformaciones, abortos florales, caída prematura de frutos y dificultades en la polinización. Asimismo, un manejo inadecuado puede favorecer la aparición y proliferación de enfermedades de origen fúngico y bacteriano, dado que muchos patógenos prosperan en ambientes excesivamente húmedos o con baja renovación de aire.</w:t>
+        <w:t>proliferación de enfermedades de origen fúngico y bacteriano, dado que muchos patógenos prosperan en ambientes excesivamente húmedos o con baja renovación de aire.</w:t>
       </w:r>
     </w:p>
     <w:p>
@@ -4416,6 +4499,10 @@
     <w:p>
       <w:pPr>
         <w:pStyle w:val="Figura"/>
+        <w:rPr>
+          <w:b w:val="0"/>
+          <w:bCs/>
+        </w:rPr>
       </w:pPr>
       <w:r>
         <w:t xml:space="preserve">Figura </w:t>
@@ -4427,12 +4514,17 @@
         <w:t xml:space="preserve">. </w:t>
       </w:r>
       <w:r>
+        <w:rPr>
+          <w:b w:val="0"/>
+          <w:bCs/>
+        </w:rPr>
         <w:t>Control temperatura y humedad</w:t>
       </w:r>
     </w:p>
     <w:p>
       <w:pPr>
         <w:ind w:firstLine="0"/>
+        <w:jc w:val="center"/>
         <w:rPr>
           <w:lang w:eastAsia="es-CO"/>
         </w:rPr>
@@ -4442,8 +4534,8 @@
           <w:noProof/>
         </w:rPr>
         <w:drawing>
-          <wp:inline distT="0" distB="0" distL="0" distR="0" wp14:anchorId="5E7B9074" wp14:editId="576CA356">
-            <wp:extent cx="6332220" cy="2135505"/>
+          <wp:inline distT="0" distB="0" distL="0" distR="0" wp14:anchorId="5E7B9074" wp14:editId="2A1D76D0">
+            <wp:extent cx="5494020" cy="2135505"/>
             <wp:effectExtent l="0" t="0" r="0" b="0"/>
             <wp:docPr id="351534571" name="Imagen 15" descr="Control de temperatura y humedad en cultivo agrícola mediante dispositivo digital entre las plantas."/>
             <wp:cNvGraphicFramePr>
@@ -4474,7 +4566,7 @@
                   <pic:spPr bwMode="auto">
                     <a:xfrm>
                       <a:off x="0" y="0"/>
-                      <a:ext cx="6332220" cy="2135505"/>
+                      <a:ext cx="5494020" cy="2135505"/>
                     </a:xfrm>
                     <a:prstGeom prst="rect">
                       <a:avLst/>
@@ -4511,7 +4603,55 @@
           <w:bCs/>
           <w:lang w:eastAsia="es-CO"/>
         </w:rPr>
-        <w:t>Humedad relativa (HR): ideal: 60 – 80 %, dependiendo del cultivo.</w:t>
+        <w:t>Humedad relativa (HR)</w:t>
+      </w:r>
+      <w:r>
+        <w:rPr>
+          <w:b/>
+          <w:bCs/>
+          <w:lang w:eastAsia="es-CO"/>
+        </w:rPr>
+        <w:t>:</w:t>
+      </w:r>
+      <w:r>
+        <w:rPr>
+          <w:b/>
+          <w:bCs/>
+          <w:lang w:eastAsia="es-CO"/>
+        </w:rPr>
+        <w:t xml:space="preserve"> </w:t>
+      </w:r>
+      <w:r>
+        <w:rPr>
+          <w:b/>
+          <w:bCs/>
+          <w:lang w:eastAsia="es-CO"/>
+        </w:rPr>
+        <w:t>“</w:t>
+      </w:r>
+      <w:r>
+        <w:rPr>
+          <w:b/>
+          <w:bCs/>
+          <w:lang w:eastAsia="es-CO"/>
+        </w:rPr>
+        <w:t>ideal</w:t>
+      </w:r>
+      <w:r>
+        <w:rPr>
+          <w:b/>
+          <w:bCs/>
+          <w:lang w:eastAsia="es-CO"/>
+        </w:rPr>
+        <w:t>”</w:t>
+      </w:r>
+      <w:r>
+        <w:rPr>
+          <w:b/>
+          <w:bCs/>
+          <w:lang w:eastAsia="es-CO"/>
+        </w:rPr>
+        <w:t xml:space="preserve"> 60 – 80 %, dependiendo del cultivo.</w:t>
       </w:r>
     </w:p>
     <w:p>
@@ -4525,30 +4665,30 @@
         <w:rPr>
           <w:lang w:eastAsia="es-CO"/>
         </w:rPr>
+        <w:t>Para incrementar HR, se utiliza riego por nebulización, aspersión o reducción de ventilación y para reducir HR, se aumenta la ventilación o calefacción (para evitar condensación en hojas y estructuras).</w:t>
+      </w:r>
+    </w:p>
+    <w:p>
+      <w:pPr>
+        <w:pStyle w:val="Prrafodelista"/>
+        <w:numPr>
+          <w:ilvl w:val="0"/>
+          <w:numId w:val="16"/>
+        </w:numPr>
+        <w:spacing w:before="0" w:after="0"/>
+        <w:rPr>
+          <w:b/>
+          <w:bCs/>
+          <w:lang w:eastAsia="es-CO"/>
+        </w:rPr>
+      </w:pPr>
+      <w:r>
+        <w:rPr>
+          <w:b/>
+          <w:bCs/>
+          <w:lang w:eastAsia="es-CO"/>
+        </w:rPr>
         <w:lastRenderedPageBreak/>
-        <w:t>Para incrementar HR, se utiliza riego por nebulización, aspersión o reducción de ventilación y para reducir HR, se aumenta la ventilación o calefacción (para evitar condensación en hojas y estructuras).</w:t>
-      </w:r>
-    </w:p>
-    <w:p>
-      <w:pPr>
-        <w:pStyle w:val="Prrafodelista"/>
-        <w:numPr>
-          <w:ilvl w:val="0"/>
-          <w:numId w:val="16"/>
-        </w:numPr>
-        <w:spacing w:before="0" w:after="0"/>
-        <w:rPr>
-          <w:b/>
-          <w:bCs/>
-          <w:lang w:eastAsia="es-CO"/>
-        </w:rPr>
-      </w:pPr>
-      <w:r>
-        <w:rPr>
-          <w:b/>
-          <w:bCs/>
-          <w:lang w:eastAsia="es-CO"/>
-        </w:rPr>
         <w:t xml:space="preserve">Temperatura: </w:t>
       </w:r>
       <w:r>
@@ -4567,7 +4707,19 @@
         <w:rPr>
           <w:lang w:eastAsia="es-CO"/>
         </w:rPr>
-        <w:t xml:space="preserve"> hortícolas: 18 – 28 °C (día), 12 – 18 °C (noche).</w:t>
+        <w:t xml:space="preserve"> hortícolas</w:t>
+      </w:r>
+      <w:r>
+        <w:rPr>
+          <w:lang w:eastAsia="es-CO"/>
+        </w:rPr>
+        <w:t>,</w:t>
+      </w:r>
+      <w:r>
+        <w:rPr>
+          <w:lang w:eastAsia="es-CO"/>
+        </w:rPr>
+        <w:t xml:space="preserve"> 18 – 28 °C (día), 12 – 18 °C (noche).</w:t>
       </w:r>
     </w:p>
     <w:p>
@@ -4678,7 +4830,38 @@
     </w:p>
     <w:p>
       <w:pPr>
+        <w:spacing w:before="0" w:after="0"/>
+        <w:ind w:firstLine="708"/>
+        <w:rPr>
+          <w:lang w:eastAsia="es-CO"/>
+        </w:rPr>
+      </w:pPr>
+    </w:p>
+    <w:p>
+      <w:pPr>
+        <w:spacing w:before="0" w:after="0"/>
+        <w:ind w:firstLine="708"/>
+        <w:rPr>
+          <w:lang w:eastAsia="es-CO"/>
+        </w:rPr>
+      </w:pPr>
+    </w:p>
+    <w:p>
+      <w:pPr>
+        <w:spacing w:before="0" w:after="0"/>
+        <w:ind w:firstLine="708"/>
+        <w:rPr>
+          <w:lang w:eastAsia="es-CO"/>
+        </w:rPr>
+      </w:pPr>
+    </w:p>
+    <w:p>
+      <w:pPr>
         <w:pStyle w:val="Figura"/>
+        <w:rPr>
+          <w:b w:val="0"/>
+          <w:bCs/>
+        </w:rPr>
       </w:pPr>
       <w:r>
         <w:lastRenderedPageBreak/>
@@ -4691,12 +4874,24 @@
         <w:t xml:space="preserve">. </w:t>
       </w:r>
       <w:r>
+        <w:rPr>
+          <w:b w:val="0"/>
+          <w:bCs/>
+        </w:rPr>
         <w:t xml:space="preserve">Monitoreo </w:t>
       </w:r>
       <w:r>
+        <w:rPr>
+          <w:b w:val="0"/>
+          <w:bCs/>
+        </w:rPr>
         <w:t>a</w:t>
       </w:r>
       <w:r>
+        <w:rPr>
+          <w:b w:val="0"/>
+          <w:bCs/>
+        </w:rPr>
         <w:t>mbiental</w:t>
       </w:r>
     </w:p>
@@ -4704,6 +4899,7 @@
       <w:pPr>
         <w:spacing w:before="0" w:after="0"/>
         <w:ind w:firstLine="0"/>
+        <w:jc w:val="center"/>
         <w:rPr>
           <w:lang w:eastAsia="es-CO"/>
         </w:rPr>
@@ -4713,8 +4909,8 @@
           <w:noProof/>
         </w:rPr>
         <w:drawing>
-          <wp:inline distT="0" distB="0" distL="0" distR="0" wp14:anchorId="022BB91E" wp14:editId="11406C9D">
-            <wp:extent cx="4808220" cy="3238500"/>
+          <wp:inline distT="0" distB="0" distL="0" distR="0" wp14:anchorId="022BB91E" wp14:editId="2ACBAE78">
+            <wp:extent cx="4556760" cy="3069133"/>
             <wp:effectExtent l="0" t="0" r="0" b="0"/>
             <wp:docPr id="1463817825" name="Imagen 16" descr="Persona supervisando plantas en un invernadero mientras registra información con una tableta, con otra persona trabajando entre las hileras de cultivo."/>
             <wp:cNvGraphicFramePr>
@@ -4745,7 +4941,7 @@
                   <pic:spPr bwMode="auto">
                     <a:xfrm>
                       <a:off x="0" y="0"/>
-                      <a:ext cx="4808220" cy="3238500"/>
+                      <a:ext cx="4559525" cy="3070995"/>
                     </a:xfrm>
                     <a:prstGeom prst="rect">
                       <a:avLst/>
@@ -6788,13 +6984,21 @@
         <w:pStyle w:val="Figura"/>
       </w:pPr>
       <w:r>
-        <w:t>Figura 11. Clasificación de plaguicidas</w:t>
+        <w:t xml:space="preserve">Figura 11. </w:t>
+      </w:r>
+      <w:r>
+        <w:rPr>
+          <w:b w:val="0"/>
+          <w:bCs/>
+        </w:rPr>
+        <w:t>Clasificación de plaguicidas</w:t>
       </w:r>
     </w:p>
     <w:p>
       <w:pPr>
         <w:spacing w:before="0" w:after="0"/>
         <w:ind w:firstLine="0"/>
+        <w:jc w:val="center"/>
         <w:rPr>
           <w:lang w:eastAsia="es-CO"/>
         </w:rPr>
@@ -9629,17 +9833,18 @@
         </w:rPr>
         <w:t xml:space="preserve">Manejar adecuadamente los residuos de envases (programas como </w:t>
       </w:r>
-      <w:r>
-        <w:rPr>
-          <w:lang w:eastAsia="es-CO"/>
-        </w:rPr>
-        <w:t xml:space="preserve">Campo </w:t>
-      </w:r>
-      <w:r>
-        <w:rPr>
-          <w:lang w:eastAsia="es-CO"/>
-        </w:rPr>
-        <w:t>l</w:t>
+      <w:proofErr w:type="spellStart"/>
+      <w:r>
+        <w:rPr>
+          <w:lang w:eastAsia="es-CO"/>
+        </w:rPr>
+        <w:t>Campo</w:t>
+      </w:r>
+      <w:r>
+        <w:rPr>
+          <w:lang w:eastAsia="es-CO"/>
+        </w:rPr>
+        <w:t>L</w:t>
       </w:r>
       <w:r>
         <w:rPr>
@@ -9647,6 +9852,7 @@
         </w:rPr>
         <w:t>impio</w:t>
       </w:r>
+      <w:proofErr w:type="spellEnd"/>
       <w:r>
         <w:rPr>
           <w:lang w:eastAsia="es-CO"/>
@@ -11021,15 +11227,13 @@
       <w:pPr>
         <w:spacing w:before="0" w:after="0"/>
         <w:rPr>
-          <w:sz w:val="32"/>
-          <w:szCs w:val="32"/>
+          <w:szCs w:val="28"/>
           <w:lang w:val="es-MX" w:eastAsia="es-CO"/>
         </w:rPr>
       </w:pPr>
       <w:r>
         <w:rPr>
-          <w:sz w:val="32"/>
-          <w:szCs w:val="32"/>
+          <w:szCs w:val="28"/>
           <w:lang w:val="es-MX" w:eastAsia="es-CO"/>
         </w:rPr>
         <w:t>Bermejo Merino, J. M., Guisasola Yeregui, A., Cabrerizo Benito, J. I., &amp; Bermejo Olaizola. (2018). Guía para la utilización segura de productos fitosanitarios. Instituto Vasco de Seguridad y Salud Laborales (OSALAN).</w:t>
@@ -11039,16 +11243,14 @@
       <w:pPr>
         <w:spacing w:before="0" w:after="0"/>
         <w:rPr>
-          <w:sz w:val="32"/>
-          <w:szCs w:val="32"/>
+          <w:szCs w:val="28"/>
           <w:lang w:val="es-MX" w:eastAsia="es-CO"/>
         </w:rPr>
       </w:pPr>
       <w:proofErr w:type="spellStart"/>
       <w:r>
         <w:rPr>
-          <w:sz w:val="32"/>
-          <w:szCs w:val="32"/>
+          <w:szCs w:val="28"/>
           <w:lang w:val="es-MX" w:eastAsia="es-CO"/>
         </w:rPr>
         <w:t>CropLife</w:t>
@@ -11056,8 +11258,7 @@
       <w:proofErr w:type="spellEnd"/>
       <w:r>
         <w:rPr>
-          <w:sz w:val="32"/>
-          <w:szCs w:val="32"/>
+          <w:szCs w:val="28"/>
           <w:lang w:val="es-MX" w:eastAsia="es-CO"/>
         </w:rPr>
         <w:t xml:space="preserve"> </w:t>
@@ -11065,8 +11266,7 @@
       <w:proofErr w:type="spellStart"/>
       <w:r>
         <w:rPr>
-          <w:sz w:val="32"/>
-          <w:szCs w:val="32"/>
+          <w:szCs w:val="28"/>
           <w:lang w:val="es-MX" w:eastAsia="es-CO"/>
         </w:rPr>
         <w:t>Latin</w:t>
@@ -11074,8 +11274,7 @@
       <w:proofErr w:type="spellEnd"/>
       <w:r>
         <w:rPr>
-          <w:sz w:val="32"/>
-          <w:szCs w:val="32"/>
+          <w:szCs w:val="28"/>
           <w:lang w:val="es-MX" w:eastAsia="es-CO"/>
         </w:rPr>
         <w:t xml:space="preserve"> America. (s. f.). Clasificación de plaguicidas [Infografía].</w:t>
@@ -11085,15 +11284,13 @@
       <w:pPr>
         <w:spacing w:before="0" w:after="0"/>
         <w:rPr>
-          <w:sz w:val="32"/>
-          <w:szCs w:val="32"/>
+          <w:szCs w:val="28"/>
           <w:lang w:val="es-MX" w:eastAsia="es-CO"/>
         </w:rPr>
       </w:pPr>
       <w:r>
         <w:rPr>
-          <w:sz w:val="32"/>
-          <w:szCs w:val="32"/>
+          <w:szCs w:val="28"/>
           <w:lang w:val="es-MX" w:eastAsia="es-CO"/>
         </w:rPr>
         <w:t>Instituto Colombiano Agropecuario (ICA). (2012). Manejo fitosanitario del cultivo de hortalizas: Medidas para la temporada invernal.</w:t>
@@ -11103,15 +11300,13 @@
       <w:pPr>
         <w:spacing w:before="0" w:after="0"/>
         <w:rPr>
-          <w:sz w:val="32"/>
-          <w:szCs w:val="32"/>
+          <w:szCs w:val="28"/>
           <w:lang w:val="es-MX" w:eastAsia="es-CO"/>
         </w:rPr>
       </w:pPr>
       <w:r>
         <w:rPr>
-          <w:sz w:val="32"/>
-          <w:szCs w:val="32"/>
+          <w:szCs w:val="28"/>
           <w:lang w:val="es-MX" w:eastAsia="es-CO"/>
         </w:rPr>
         <w:t>Red de BPA. (2015). Buenas prácticas agrícolas: Lineamientos de base. Cámara de Sanidad Agropecuaria y Fertilizantes (CASAFE).</w:t>
@@ -11121,33 +11316,29 @@
       <w:pPr>
         <w:spacing w:before="0" w:after="0"/>
         <w:rPr>
-          <w:sz w:val="32"/>
-          <w:szCs w:val="32"/>
+          <w:szCs w:val="28"/>
           <w:lang w:val="es-MX" w:eastAsia="es-CO"/>
         </w:rPr>
       </w:pPr>
       <w:r>
         <w:rPr>
-          <w:sz w:val="32"/>
-          <w:szCs w:val="32"/>
+          <w:szCs w:val="28"/>
           <w:lang w:val="es-MX" w:eastAsia="es-CO"/>
         </w:rPr>
-        <w:t>SISEP. (s. f.). Diagrama del desarrollo sostenible.</w:t>
-      </w:r>
-    </w:p>
-    <w:p>
-      <w:pPr>
-        <w:spacing w:before="0" w:after="0"/>
-        <w:rPr>
-          <w:sz w:val="32"/>
-          <w:szCs w:val="32"/>
+        <w:t>SISEP (s. f.). Diagrama del desarrollo sostenible.</w:t>
+      </w:r>
+    </w:p>
+    <w:p>
+      <w:pPr>
+        <w:spacing w:before="0" w:after="0"/>
+        <w:rPr>
+          <w:szCs w:val="28"/>
           <w:lang w:val="es-MX" w:eastAsia="es-CO"/>
         </w:rPr>
       </w:pPr>
       <w:r>
         <w:rPr>
-          <w:sz w:val="32"/>
-          <w:szCs w:val="32"/>
+          <w:szCs w:val="28"/>
           <w:lang w:val="es-MX" w:eastAsia="es-CO"/>
         </w:rPr>
         <w:t>Unidad Técnica de Proyectos ASOHOFRUCOL. (2017). Guía básica para la implementación de buenas prácticas agrícolas.</w:t>
@@ -11157,15 +11348,13 @@
       <w:pPr>
         <w:spacing w:before="0" w:after="0"/>
         <w:rPr>
-          <w:sz w:val="32"/>
-          <w:szCs w:val="32"/>
+          <w:szCs w:val="28"/>
           <w:lang w:val="es-MX" w:eastAsia="es-CO"/>
         </w:rPr>
       </w:pPr>
       <w:r>
         <w:rPr>
-          <w:sz w:val="32"/>
-          <w:szCs w:val="32"/>
+          <w:szCs w:val="28"/>
           <w:lang w:val="es-MX" w:eastAsia="es-CO"/>
         </w:rPr>
         <w:t>Vasquez Gallo, L. A. (s. f.). Buenas prácticas agrícolas (BPA). Editorial AGROSAVIA.</w:t>
@@ -11184,123 +11373,41 @@
       <w:bookmarkEnd w:id="23"/>
       <w:bookmarkEnd w:id="24"/>
     </w:p>
-    <w:p>
-      <w:pPr>
-        <w:spacing w:before="0" w:after="0"/>
-        <w:ind w:firstLine="0"/>
-        <w:rPr>
-          <w:b/>
-          <w:bCs/>
-        </w:rPr>
-      </w:pPr>
-      <w:r>
-        <w:rPr>
-          <w:b/>
-          <w:bCs/>
-        </w:rPr>
-        <w:t xml:space="preserve">Ecosistema </w:t>
-      </w:r>
-      <w:r>
-        <w:rPr>
-          <w:b/>
-          <w:bCs/>
-        </w:rPr>
-        <w:t>d</w:t>
-      </w:r>
-      <w:r>
-        <w:rPr>
-          <w:b/>
-          <w:bCs/>
-        </w:rPr>
-        <w:t xml:space="preserve">e </w:t>
-      </w:r>
-      <w:r>
-        <w:rPr>
-          <w:b/>
-          <w:bCs/>
-        </w:rPr>
-        <w:t>r</w:t>
-      </w:r>
-      <w:r>
-        <w:rPr>
-          <w:b/>
-          <w:bCs/>
-        </w:rPr>
-        <w:t xml:space="preserve">ecursos </w:t>
-      </w:r>
-      <w:r>
-        <w:rPr>
-          <w:b/>
-          <w:bCs/>
-        </w:rPr>
-        <w:t>e</w:t>
-      </w:r>
-      <w:r>
-        <w:rPr>
-          <w:b/>
-          <w:bCs/>
-        </w:rPr>
-        <w:t xml:space="preserve">ducativos </w:t>
-      </w:r>
-      <w:r>
-        <w:rPr>
-          <w:b/>
-          <w:bCs/>
-        </w:rPr>
-        <w:t>d</w:t>
-      </w:r>
-      <w:r>
-        <w:rPr>
-          <w:b/>
-          <w:bCs/>
-        </w:rPr>
-        <w:t>igitales</w:t>
-      </w:r>
-    </w:p>
     <w:tbl>
       <w:tblPr>
-        <w:tblW w:w="9634" w:type="dxa"/>
-        <w:tblBorders>
-          <w:top w:val="single" w:sz="4" w:space="0" w:color="D9D9D9"/>
-          <w:left w:val="single" w:sz="4" w:space="0" w:color="D9D9D9"/>
-          <w:bottom w:val="single" w:sz="4" w:space="0" w:color="D9D9D9"/>
-          <w:right w:val="single" w:sz="4" w:space="0" w:color="D9D9D9"/>
-          <w:insideH w:val="single" w:sz="4" w:space="0" w:color="D9D9D9"/>
-          <w:insideV w:val="single" w:sz="4" w:space="0" w:color="D9D9D9"/>
-        </w:tblBorders>
+        <w:tblStyle w:val="SENA"/>
+        <w:tblW w:w="10060" w:type="dxa"/>
         <w:tblLayout w:type="fixed"/>
         <w:tblLook w:val="04A0" w:firstRow="1" w:lastRow="0" w:firstColumn="1" w:lastColumn="0" w:noHBand="0" w:noVBand="1"/>
       </w:tblPr>
       <w:tblGrid>
-        <w:gridCol w:w="2972"/>
-        <w:gridCol w:w="2977"/>
-        <w:gridCol w:w="3685"/>
+        <w:gridCol w:w="2830"/>
+        <w:gridCol w:w="3402"/>
+        <w:gridCol w:w="3828"/>
       </w:tblGrid>
       <w:tr>
         <w:trPr>
-          <w:trHeight w:val="283"/>
+          <w:cnfStyle w:val="100000000000" w:firstRow="1" w:lastRow="0" w:firstColumn="0" w:lastColumn="0" w:oddVBand="0" w:evenVBand="0" w:oddHBand="0" w:evenHBand="0" w:firstRowFirstColumn="0" w:firstRowLastColumn="0" w:lastRowFirstColumn="0" w:lastRowLastColumn="0"/>
+          <w:cantSplit/>
           <w:tblHeader/>
         </w:trPr>
         <w:tc>
           <w:tcPr>
-            <w:tcW w:w="2972" w:type="dxa"/>
-            <w:shd w:val="clear" w:color="auto" w:fill="BFBFBF" w:themeFill="background1" w:themeFillShade="BF"/>
+            <w:tcW w:w="2830" w:type="dxa"/>
           </w:tcPr>
           <w:p>
             <w:pPr>
               <w:spacing w:before="0" w:after="0"/>
               <w:ind w:firstLine="0"/>
               <w:rPr>
-                <w:b/>
                 <w:szCs w:val="28"/>
-                <w:lang w:val="es-ES_tradnl" w:eastAsia="es-CO"/>
+                <w:lang w:val="es-419" w:eastAsia="es-CO"/>
               </w:rPr>
             </w:pPr>
             <w:r>
               <w:rPr>
-                <w:b/>
                 <w:szCs w:val="28"/>
-                <w:lang w:val="es-ES_tradnl" w:eastAsia="es-CO"/>
+                <w:lang w:val="es-419" w:eastAsia="es-CO"/>
               </w:rPr>
               <w:t>Nombre</w:t>
             </w:r>
@@ -11308,24 +11415,21 @@
         </w:tc>
         <w:tc>
           <w:tcPr>
-            <w:tcW w:w="2977" w:type="dxa"/>
-            <w:shd w:val="clear" w:color="auto" w:fill="BFBFBF" w:themeFill="background1" w:themeFillShade="BF"/>
+            <w:tcW w:w="3402" w:type="dxa"/>
           </w:tcPr>
           <w:p>
             <w:pPr>
               <w:spacing w:before="0" w:after="0"/>
               <w:ind w:firstLine="0"/>
               <w:rPr>
-                <w:b/>
                 <w:szCs w:val="28"/>
-                <w:lang w:val="es-ES_tradnl" w:eastAsia="es-CO"/>
+                <w:lang w:val="es-419" w:eastAsia="es-CO"/>
               </w:rPr>
             </w:pPr>
             <w:r>
               <w:rPr>
-                <w:b/>
                 <w:szCs w:val="28"/>
-                <w:lang w:val="es-ES_tradnl" w:eastAsia="es-CO"/>
+                <w:lang w:val="es-419" w:eastAsia="es-CO"/>
               </w:rPr>
               <w:t>Cargo</w:t>
             </w:r>
@@ -11333,54 +11437,51 @@
         </w:tc>
         <w:tc>
           <w:tcPr>
-            <w:tcW w:w="3685" w:type="dxa"/>
-            <w:shd w:val="clear" w:color="auto" w:fill="BFBFBF" w:themeFill="background1" w:themeFillShade="BF"/>
+            <w:tcW w:w="3828" w:type="dxa"/>
           </w:tcPr>
           <w:p>
             <w:pPr>
               <w:spacing w:before="0" w:after="0"/>
               <w:ind w:firstLine="0"/>
               <w:rPr>
-                <w:b/>
                 <w:szCs w:val="28"/>
-                <w:lang w:val="es-ES_tradnl" w:eastAsia="es-CO"/>
+                <w:lang w:val="es-419" w:eastAsia="es-CO"/>
               </w:rPr>
             </w:pPr>
             <w:r>
               <w:rPr>
-                <w:b/>
                 <w:szCs w:val="28"/>
-                <w:lang w:val="es-ES_tradnl" w:eastAsia="es-CO"/>
+                <w:lang w:val="es-419" w:eastAsia="es-CO"/>
               </w:rPr>
-              <w:t>Centro de Formación y Regional</w:t>
+              <w:t>Centro de formación - Regional</w:t>
             </w:r>
           </w:p>
         </w:tc>
       </w:tr>
       <w:tr>
         <w:trPr>
-          <w:trHeight w:val="526"/>
+          <w:cnfStyle w:val="000000100000" w:firstRow="0" w:lastRow="0" w:firstColumn="0" w:lastColumn="0" w:oddVBand="0" w:evenVBand="0" w:oddHBand="1" w:evenHBand="0" w:firstRowFirstColumn="0" w:firstRowLastColumn="0" w:lastRowFirstColumn="0" w:lastRowLastColumn="0"/>
         </w:trPr>
         <w:tc>
           <w:tcPr>
-            <w:tcW w:w="2972" w:type="dxa"/>
-            <w:shd w:val="clear" w:color="auto" w:fill="F2F2F2" w:themeFill="background1" w:themeFillShade="F2"/>
-            <w:vAlign w:val="center"/>
+            <w:tcW w:w="2830" w:type="dxa"/>
           </w:tcPr>
           <w:p>
             <w:pPr>
-              <w:spacing w:before="0" w:after="0"/>
-              <w:ind w:firstLine="0"/>
+              <w:pStyle w:val="TextoTablas"/>
+              <w:spacing w:before="0" w:after="0" w:line="360" w:lineRule="auto"/>
               <w:rPr>
-                <w:rFonts w:asciiTheme="minorHAnsi" w:hAnsiTheme="minorHAnsi" w:cstheme="minorHAnsi"/>
+                <w:b/>
                 <w:bCs/>
+                <w:sz w:val="28"/>
                 <w:szCs w:val="28"/>
-                <w:lang w:val="es-ES" w:eastAsia="es-CO"/>
               </w:rPr>
             </w:pPr>
             <w:r>
               <w:rPr>
+                <w:b/>
                 <w:bCs/>
+                <w:sz w:val="28"/>
                 <w:szCs w:val="28"/>
               </w:rPr>
               <w:t>Claudia Johanna Gómez Pérez</w:t>
@@ -11389,22 +11490,20 @@
         </w:tc>
         <w:tc>
           <w:tcPr>
-            <w:tcW w:w="2977" w:type="dxa"/>
-            <w:shd w:val="clear" w:color="auto" w:fill="F2F2F2" w:themeFill="background1" w:themeFillShade="F2"/>
-            <w:vAlign w:val="center"/>
+            <w:tcW w:w="3402" w:type="dxa"/>
           </w:tcPr>
           <w:p>
             <w:pPr>
-              <w:spacing w:before="0" w:after="0"/>
-              <w:ind w:firstLine="0"/>
+              <w:pStyle w:val="TextoTablas"/>
+              <w:spacing w:before="0" w:after="0" w:line="360" w:lineRule="auto"/>
               <w:rPr>
-                <w:rFonts w:asciiTheme="minorHAnsi" w:hAnsiTheme="minorHAnsi" w:cstheme="minorHAnsi"/>
+                <w:sz w:val="28"/>
                 <w:szCs w:val="28"/>
-                <w:lang w:val="es-ES_tradnl" w:eastAsia="es-CO"/>
               </w:rPr>
             </w:pPr>
             <w:r>
               <w:rPr>
+                <w:sz w:val="28"/>
                 <w:szCs w:val="28"/>
               </w:rPr>
               <w:t>Responsable del ecosistema</w:t>
@@ -11413,52 +11512,48 @@
         </w:tc>
         <w:tc>
           <w:tcPr>
-            <w:tcW w:w="3685" w:type="dxa"/>
-            <w:shd w:val="clear" w:color="auto" w:fill="F2F2F2" w:themeFill="background1" w:themeFillShade="F2"/>
-            <w:vAlign w:val="center"/>
+            <w:tcW w:w="3828" w:type="dxa"/>
           </w:tcPr>
           <w:p>
             <w:pPr>
-              <w:spacing w:before="0" w:after="0"/>
-              <w:ind w:firstLine="0"/>
+              <w:pStyle w:val="TextoTablas"/>
+              <w:spacing w:before="0" w:after="0" w:line="360" w:lineRule="auto"/>
               <w:rPr>
-                <w:rFonts w:asciiTheme="minorHAnsi" w:hAnsiTheme="minorHAnsi" w:cstheme="minorHAnsi"/>
+                <w:sz w:val="28"/>
                 <w:szCs w:val="28"/>
-                <w:lang w:val="es-ES_tradnl" w:eastAsia="es-CO"/>
               </w:rPr>
             </w:pPr>
             <w:r>
               <w:rPr>
+                <w:sz w:val="28"/>
                 <w:szCs w:val="28"/>
               </w:rPr>
-              <w:t>Dirección General</w:t>
+              <w:t>Centro Agroturístico - Regional Santander</w:t>
             </w:r>
           </w:p>
         </w:tc>
       </w:tr>
       <w:tr>
-        <w:trPr>
-          <w:trHeight w:val="505"/>
-        </w:trPr>
         <w:tc>
           <w:tcPr>
-            <w:tcW w:w="2972" w:type="dxa"/>
-            <w:vAlign w:val="center"/>
+            <w:tcW w:w="2830" w:type="dxa"/>
           </w:tcPr>
           <w:p>
             <w:pPr>
-              <w:spacing w:before="0" w:after="0"/>
-              <w:ind w:firstLine="0"/>
+              <w:pStyle w:val="TextoTablas"/>
+              <w:spacing w:before="0" w:after="0" w:line="360" w:lineRule="auto"/>
               <w:rPr>
-                <w:rFonts w:asciiTheme="minorHAnsi" w:hAnsiTheme="minorHAnsi" w:cstheme="minorHAnsi"/>
+                <w:b/>
                 <w:bCs/>
+                <w:sz w:val="28"/>
                 <w:szCs w:val="28"/>
-                <w:lang w:val="es-ES" w:eastAsia="es-CO"/>
               </w:rPr>
             </w:pPr>
             <w:r>
               <w:rPr>
+                <w:b/>
                 <w:bCs/>
+                <w:sz w:val="28"/>
                 <w:szCs w:val="28"/>
               </w:rPr>
               <w:t>Edison Eduardo Mantilla Cuadros</w:t>
@@ -11467,21 +11562,20 @@
         </w:tc>
         <w:tc>
           <w:tcPr>
-            <w:tcW w:w="2977" w:type="dxa"/>
-            <w:vAlign w:val="center"/>
+            <w:tcW w:w="3402" w:type="dxa"/>
           </w:tcPr>
           <w:p>
             <w:pPr>
-              <w:spacing w:before="0" w:after="0"/>
-              <w:ind w:firstLine="0"/>
+              <w:pStyle w:val="TextoTablas"/>
+              <w:spacing w:before="0" w:after="0" w:line="360" w:lineRule="auto"/>
               <w:rPr>
-                <w:rFonts w:asciiTheme="minorHAnsi" w:hAnsiTheme="minorHAnsi" w:cstheme="minorHAnsi"/>
+                <w:sz w:val="28"/>
                 <w:szCs w:val="28"/>
-                <w:lang w:val="es-ES_tradnl" w:eastAsia="es-CO"/>
               </w:rPr>
             </w:pPr>
             <w:r>
               <w:rPr>
+                <w:sz w:val="28"/>
                 <w:szCs w:val="28"/>
               </w:rPr>
               <w:t>Responsable de línea de producción</w:t>
@@ -11490,235 +11584,20 @@
         </w:tc>
         <w:tc>
           <w:tcPr>
-            <w:tcW w:w="3685" w:type="dxa"/>
-            <w:vAlign w:val="center"/>
+            <w:tcW w:w="3828" w:type="dxa"/>
           </w:tcPr>
           <w:p>
             <w:pPr>
-              <w:spacing w:before="0" w:after="0"/>
-              <w:ind w:firstLine="0"/>
+              <w:pStyle w:val="TextoTablas"/>
+              <w:spacing w:before="0" w:after="0" w:line="360" w:lineRule="auto"/>
               <w:rPr>
-                <w:rFonts w:asciiTheme="minorHAnsi" w:hAnsiTheme="minorHAnsi" w:cstheme="minorHAnsi"/>
-                <w:szCs w:val="28"/>
-                <w:lang w:val="es-ES_tradnl" w:eastAsia="es-CO"/>
-              </w:rPr>
-            </w:pPr>
-            <w:r>
-              <w:rPr>
-                <w:szCs w:val="28"/>
-              </w:rPr>
-              <w:t>Centro Agroturístico - Regional Santander</w:t>
-            </w:r>
-          </w:p>
-        </w:tc>
-      </w:tr>
-    </w:tbl>
-    <w:p>
-      <w:pPr>
-        <w:spacing w:before="0" w:after="0"/>
-        <w:ind w:firstLine="0"/>
-        <w:rPr>
-          <w:b/>
-          <w:bCs/>
-        </w:rPr>
-      </w:pPr>
-    </w:p>
-    <w:p>
-      <w:pPr>
-        <w:spacing w:before="0" w:after="0"/>
-        <w:ind w:firstLine="0"/>
-        <w:rPr>
-          <w:b/>
-          <w:bCs/>
-        </w:rPr>
-      </w:pPr>
-      <w:r>
-        <w:rPr>
-          <w:b/>
-          <w:bCs/>
-        </w:rPr>
-        <w:t>Contenido instruccional</w:t>
-      </w:r>
-    </w:p>
-    <w:tbl>
-      <w:tblPr>
-        <w:tblW w:w="9634" w:type="dxa"/>
-        <w:tblBorders>
-          <w:top w:val="single" w:sz="4" w:space="0" w:color="D9D9D9"/>
-          <w:left w:val="single" w:sz="4" w:space="0" w:color="D9D9D9"/>
-          <w:bottom w:val="single" w:sz="4" w:space="0" w:color="D9D9D9"/>
-          <w:right w:val="single" w:sz="4" w:space="0" w:color="D9D9D9"/>
-          <w:insideH w:val="single" w:sz="4" w:space="0" w:color="D9D9D9"/>
-          <w:insideV w:val="single" w:sz="4" w:space="0" w:color="D9D9D9"/>
-        </w:tblBorders>
-        <w:tblLayout w:type="fixed"/>
-        <w:tblLook w:val="04A0" w:firstRow="1" w:lastRow="0" w:firstColumn="1" w:lastColumn="0" w:noHBand="0" w:noVBand="1"/>
-      </w:tblPr>
-      <w:tblGrid>
-        <w:gridCol w:w="2689"/>
-        <w:gridCol w:w="2835"/>
-        <w:gridCol w:w="4110"/>
-      </w:tblGrid>
-      <w:tr>
-        <w:trPr>
-          <w:trHeight w:val="283"/>
-          <w:tblHeader/>
-        </w:trPr>
-        <w:tc>
-          <w:tcPr>
-            <w:tcW w:w="2689" w:type="dxa"/>
-            <w:shd w:val="clear" w:color="auto" w:fill="BFBFBF" w:themeFill="background1" w:themeFillShade="BF"/>
-          </w:tcPr>
-          <w:p>
-            <w:pPr>
-              <w:spacing w:before="0" w:after="0"/>
-              <w:ind w:firstLine="0"/>
-              <w:rPr>
-                <w:b/>
-                <w:lang w:val="es-ES_tradnl" w:eastAsia="es-CO"/>
-              </w:rPr>
-            </w:pPr>
-            <w:r>
-              <w:rPr>
-                <w:b/>
-                <w:lang w:val="es-ES_tradnl" w:eastAsia="es-CO"/>
-              </w:rPr>
-              <w:t>Nombre</w:t>
-            </w:r>
-          </w:p>
-        </w:tc>
-        <w:tc>
-          <w:tcPr>
-            <w:tcW w:w="2835" w:type="dxa"/>
-            <w:shd w:val="clear" w:color="auto" w:fill="BFBFBF" w:themeFill="background1" w:themeFillShade="BF"/>
-          </w:tcPr>
-          <w:p>
-            <w:pPr>
-              <w:spacing w:before="0" w:after="0"/>
-              <w:ind w:firstLine="0"/>
-              <w:rPr>
-                <w:b/>
-                <w:lang w:val="es-ES_tradnl" w:eastAsia="es-CO"/>
-              </w:rPr>
-            </w:pPr>
-            <w:r>
-              <w:rPr>
-                <w:b/>
-                <w:lang w:val="es-ES_tradnl" w:eastAsia="es-CO"/>
-              </w:rPr>
-              <w:t>Cargo</w:t>
-            </w:r>
-          </w:p>
-        </w:tc>
-        <w:tc>
-          <w:tcPr>
-            <w:tcW w:w="4110" w:type="dxa"/>
-            <w:shd w:val="clear" w:color="auto" w:fill="BFBFBF" w:themeFill="background1" w:themeFillShade="BF"/>
-          </w:tcPr>
-          <w:p>
-            <w:pPr>
-              <w:spacing w:before="0" w:after="0"/>
-              <w:ind w:firstLine="0"/>
-              <w:jc w:val="center"/>
-              <w:rPr>
-                <w:b/>
-                <w:lang w:val="es-ES_tradnl" w:eastAsia="es-CO"/>
-              </w:rPr>
-            </w:pPr>
-            <w:r>
-              <w:rPr>
-                <w:b/>
-                <w:lang w:val="es-ES_tradnl" w:eastAsia="es-CO"/>
-              </w:rPr>
-              <w:t>Centro de Formación y Regional</w:t>
-            </w:r>
-          </w:p>
-        </w:tc>
-      </w:tr>
-      <w:tr>
-        <w:trPr>
-          <w:trHeight w:val="526"/>
-        </w:trPr>
-        <w:tc>
-          <w:tcPr>
-            <w:tcW w:w="2689" w:type="dxa"/>
-            <w:shd w:val="clear" w:color="auto" w:fill="F2F2F2" w:themeFill="background1" w:themeFillShade="F2"/>
-            <w:vAlign w:val="center"/>
-          </w:tcPr>
-          <w:p>
-            <w:pPr>
-              <w:spacing w:before="0" w:after="0"/>
-              <w:ind w:firstLine="0"/>
-              <w:rPr>
-                <w:bCs/>
+                <w:sz w:val="28"/>
                 <w:szCs w:val="28"/>
               </w:rPr>
             </w:pPr>
             <w:r>
               <w:rPr>
-                <w:bCs/>
-                <w:szCs w:val="28"/>
-              </w:rPr>
-              <w:t>Andrés Javier</w:t>
-            </w:r>
-            <w:r>
-              <w:rPr>
-                <w:bCs/>
-                <w:szCs w:val="28"/>
-              </w:rPr>
-              <w:t xml:space="preserve"> </w:t>
-            </w:r>
-            <w:r>
-              <w:rPr>
-                <w:bCs/>
-                <w:szCs w:val="28"/>
-              </w:rPr>
-              <w:t>Pacheco Wandurraga</w:t>
-            </w:r>
-          </w:p>
-        </w:tc>
-        <w:tc>
-          <w:tcPr>
-            <w:tcW w:w="2835" w:type="dxa"/>
-            <w:shd w:val="clear" w:color="auto" w:fill="F2F2F2" w:themeFill="background1" w:themeFillShade="F2"/>
-            <w:vAlign w:val="center"/>
-          </w:tcPr>
-          <w:p>
-            <w:pPr>
-              <w:spacing w:before="0" w:after="0"/>
-              <w:ind w:firstLine="0"/>
-              <w:rPr>
-                <w:bCs/>
-                <w:szCs w:val="28"/>
-              </w:rPr>
-            </w:pPr>
-            <w:r>
-              <w:rPr>
-                <w:bCs/>
-                <w:szCs w:val="28"/>
-              </w:rPr>
-              <w:t>Experto temático</w:t>
-            </w:r>
-          </w:p>
-        </w:tc>
-        <w:tc>
-          <w:tcPr>
-            <w:tcW w:w="4110" w:type="dxa"/>
-            <w:shd w:val="clear" w:color="auto" w:fill="F2F2F2" w:themeFill="background1" w:themeFillShade="F2"/>
-            <w:vAlign w:val="center"/>
-          </w:tcPr>
-          <w:p>
-            <w:pPr>
-              <w:spacing w:before="0" w:after="0"/>
-              <w:ind w:firstLine="0"/>
-              <w:rPr>
-                <w:bCs/>
-                <w:szCs w:val="28"/>
-              </w:rPr>
-            </w:pPr>
-            <w:r>
-              <w:rPr>
-                <w:bCs/>
+                <w:sz w:val="28"/>
                 <w:szCs w:val="28"/>
               </w:rPr>
               <w:t>Centro Agroturístico - Regional Santander</w:t>
@@ -11728,25 +11607,103 @@
       </w:tr>
       <w:tr>
         <w:trPr>
-          <w:trHeight w:val="505"/>
+          <w:cnfStyle w:val="000000100000" w:firstRow="0" w:lastRow="0" w:firstColumn="0" w:lastColumn="0" w:oddVBand="0" w:evenVBand="0" w:oddHBand="1" w:evenHBand="0" w:firstRowFirstColumn="0" w:firstRowLastColumn="0" w:lastRowFirstColumn="0" w:lastRowLastColumn="0"/>
         </w:trPr>
         <w:tc>
           <w:tcPr>
-            <w:tcW w:w="2689" w:type="dxa"/>
+            <w:tcW w:w="2830" w:type="dxa"/>
             <w:vAlign w:val="center"/>
           </w:tcPr>
           <w:p>
             <w:pPr>
-              <w:spacing w:before="0" w:after="0"/>
-              <w:ind w:firstLine="0"/>
+              <w:pStyle w:val="TextoTablas"/>
+              <w:spacing w:before="0" w:after="0" w:line="360" w:lineRule="auto"/>
               <w:rPr>
+                <w:b/>
                 <w:bCs/>
+                <w:sz w:val="28"/>
                 <w:szCs w:val="28"/>
               </w:rPr>
             </w:pPr>
             <w:r>
               <w:rPr>
+                <w:b/>
                 <w:bCs/>
+                <w:sz w:val="28"/>
+                <w:szCs w:val="28"/>
+              </w:rPr>
+              <w:t>Andrés Javier Pacheco Wandurraga</w:t>
+            </w:r>
+          </w:p>
+        </w:tc>
+        <w:tc>
+          <w:tcPr>
+            <w:tcW w:w="3402" w:type="dxa"/>
+            <w:vAlign w:val="center"/>
+          </w:tcPr>
+          <w:p>
+            <w:pPr>
+              <w:pStyle w:val="TextoTablas"/>
+              <w:spacing w:before="0" w:after="0" w:line="360" w:lineRule="auto"/>
+              <w:rPr>
+                <w:sz w:val="28"/>
+                <w:szCs w:val="28"/>
+              </w:rPr>
+            </w:pPr>
+            <w:r>
+              <w:rPr>
+                <w:sz w:val="28"/>
+                <w:szCs w:val="28"/>
+              </w:rPr>
+              <w:t>Experto temático</w:t>
+            </w:r>
+          </w:p>
+        </w:tc>
+        <w:tc>
+          <w:tcPr>
+            <w:tcW w:w="3828" w:type="dxa"/>
+          </w:tcPr>
+          <w:p>
+            <w:pPr>
+              <w:pStyle w:val="TextoTablas"/>
+              <w:spacing w:before="0" w:after="0" w:line="360" w:lineRule="auto"/>
+              <w:rPr>
+                <w:sz w:val="28"/>
+                <w:szCs w:val="28"/>
+              </w:rPr>
+            </w:pPr>
+            <w:r>
+              <w:rPr>
+                <w:sz w:val="28"/>
+                <w:szCs w:val="28"/>
+              </w:rPr>
+              <w:t>Centro Agroturístico - Regional Santander</w:t>
+            </w:r>
+          </w:p>
+        </w:tc>
+      </w:tr>
+      <w:tr>
+        <w:tc>
+          <w:tcPr>
+            <w:tcW w:w="2830" w:type="dxa"/>
+            <w:vAlign w:val="center"/>
+          </w:tcPr>
+          <w:p>
+            <w:pPr>
+              <w:pStyle w:val="TextoTablas"/>
+              <w:spacing w:before="0" w:after="0" w:line="360" w:lineRule="auto"/>
+              <w:rPr>
+                <w:b/>
+                <w:bCs/>
+                <w:sz w:val="28"/>
+                <w:szCs w:val="28"/>
+              </w:rPr>
+            </w:pPr>
+            <w:r>
+              <w:rPr>
+                <w:b/>
+                <w:bCs/>
+                <w:sz w:val="28"/>
                 <w:szCs w:val="28"/>
               </w:rPr>
               <w:t>Laura Paola Gelvez Manosalva</w:t>
@@ -11755,21 +11712,21 @@
         </w:tc>
         <w:tc>
           <w:tcPr>
-            <w:tcW w:w="2835" w:type="dxa"/>
+            <w:tcW w:w="3402" w:type="dxa"/>
             <w:vAlign w:val="center"/>
           </w:tcPr>
           <w:p>
             <w:pPr>
-              <w:spacing w:before="0" w:after="0"/>
-              <w:ind w:firstLine="0"/>
+              <w:pStyle w:val="TextoTablas"/>
+              <w:spacing w:before="0" w:after="0" w:line="360" w:lineRule="auto"/>
               <w:rPr>
-                <w:bCs/>
+                <w:sz w:val="28"/>
                 <w:szCs w:val="28"/>
               </w:rPr>
             </w:pPr>
             <w:r>
               <w:rPr>
-                <w:bCs/>
+                <w:sz w:val="28"/>
                 <w:szCs w:val="28"/>
               </w:rPr>
               <w:t>Evaluadora instruccional</w:t>
@@ -11778,21 +11735,20 @@
         </w:tc>
         <w:tc>
           <w:tcPr>
-            <w:tcW w:w="4110" w:type="dxa"/>
-            <w:vAlign w:val="center"/>
+            <w:tcW w:w="3828" w:type="dxa"/>
           </w:tcPr>
           <w:p>
             <w:pPr>
-              <w:spacing w:before="0" w:after="0"/>
-              <w:ind w:firstLine="0"/>
+              <w:pStyle w:val="TextoTablas"/>
+              <w:spacing w:before="0" w:after="0" w:line="360" w:lineRule="auto"/>
               <w:rPr>
-                <w:bCs/>
+                <w:sz w:val="28"/>
                 <w:szCs w:val="28"/>
               </w:rPr>
             </w:pPr>
             <w:r>
               <w:rPr>
-                <w:bCs/>
+                <w:sz w:val="28"/>
                 <w:szCs w:val="28"/>
               </w:rPr>
               <w:t>Centro Agroturístico - Regional Santander</w:t>
@@ -11800,195 +11756,148 @@
           </w:p>
         </w:tc>
       </w:tr>
-    </w:tbl>
-    <w:p>
-      <w:pPr>
-        <w:spacing w:before="0" w:after="0"/>
-        <w:ind w:firstLine="0"/>
-        <w:rPr>
-          <w:b/>
-          <w:bCs/>
-        </w:rPr>
-      </w:pPr>
-    </w:p>
-    <w:p>
-      <w:pPr>
-        <w:spacing w:before="0" w:after="0"/>
-        <w:ind w:firstLine="0"/>
-        <w:rPr>
-          <w:b/>
-          <w:bCs/>
-        </w:rPr>
-      </w:pPr>
-      <w:r>
-        <w:rPr>
-          <w:b/>
-          <w:bCs/>
-        </w:rPr>
-        <w:t>Diseño y desarrollo de recursos educativos digitales</w:t>
-      </w:r>
-    </w:p>
-    <w:tbl>
-      <w:tblPr>
-        <w:tblW w:w="9634" w:type="dxa"/>
-        <w:tblBorders>
-          <w:top w:val="single" w:sz="4" w:space="0" w:color="D9D9D9"/>
-          <w:left w:val="single" w:sz="4" w:space="0" w:color="D9D9D9"/>
-          <w:bottom w:val="single" w:sz="4" w:space="0" w:color="D9D9D9"/>
-          <w:right w:val="single" w:sz="4" w:space="0" w:color="D9D9D9"/>
-          <w:insideH w:val="single" w:sz="4" w:space="0" w:color="D9D9D9"/>
-          <w:insideV w:val="single" w:sz="4" w:space="0" w:color="D9D9D9"/>
-        </w:tblBorders>
-        <w:tblLayout w:type="fixed"/>
-        <w:tblLook w:val="04A0" w:firstRow="1" w:lastRow="0" w:firstColumn="1" w:lastColumn="0" w:noHBand="0" w:noVBand="1"/>
-      </w:tblPr>
-      <w:tblGrid>
-        <w:gridCol w:w="2583"/>
-        <w:gridCol w:w="2941"/>
-        <w:gridCol w:w="4110"/>
-      </w:tblGrid>
       <w:tr>
         <w:trPr>
-          <w:trHeight w:val="283"/>
-          <w:tblHeader/>
+          <w:cnfStyle w:val="000000100000" w:firstRow="0" w:lastRow="0" w:firstColumn="0" w:lastColumn="0" w:oddVBand="0" w:evenVBand="0" w:oddHBand="1" w:evenHBand="0" w:firstRowFirstColumn="0" w:firstRowLastColumn="0" w:lastRowFirstColumn="0" w:lastRowLastColumn="0"/>
         </w:trPr>
         <w:tc>
           <w:tcPr>
-            <w:tcW w:w="2583" w:type="dxa"/>
-            <w:shd w:val="clear" w:color="auto" w:fill="BFBFBF" w:themeFill="background1" w:themeFillShade="BF"/>
+            <w:tcW w:w="2830" w:type="dxa"/>
           </w:tcPr>
           <w:p>
             <w:pPr>
-              <w:spacing w:before="0" w:after="0"/>
-              <w:jc w:val="center"/>
+              <w:pStyle w:val="TextoTablas"/>
+              <w:spacing w:before="0" w:after="0" w:line="360" w:lineRule="auto"/>
               <w:rPr>
                 <w:b/>
-                <w:lang w:val="es-ES_tradnl" w:eastAsia="es-CO"/>
+                <w:bCs/>
+                <w:sz w:val="28"/>
+                <w:szCs w:val="28"/>
               </w:rPr>
             </w:pPr>
             <w:r>
               <w:rPr>
                 <w:b/>
-                <w:lang w:val="es-ES_tradnl" w:eastAsia="es-CO"/>
+                <w:bCs/>
+                <w:sz w:val="28"/>
+                <w:szCs w:val="28"/>
               </w:rPr>
-              <w:t>Nombre</w:t>
-            </w:r>
-          </w:p>
-        </w:tc>
-        <w:tc>
-          <w:tcPr>
-            <w:tcW w:w="2941" w:type="dxa"/>
-            <w:shd w:val="clear" w:color="auto" w:fill="BFBFBF" w:themeFill="background1" w:themeFillShade="BF"/>
-          </w:tcPr>
-          <w:p>
-            <w:pPr>
-              <w:spacing w:before="0" w:after="0"/>
-              <w:jc w:val="center"/>
-              <w:rPr>
-                <w:b/>
-                <w:lang w:val="es-ES_tradnl" w:eastAsia="es-CO"/>
-              </w:rPr>
-            </w:pPr>
-            <w:r>
-              <w:rPr>
-                <w:b/>
-                <w:lang w:val="es-ES_tradnl" w:eastAsia="es-CO"/>
-              </w:rPr>
-              <w:t>Cargo</w:t>
-            </w:r>
-          </w:p>
-        </w:tc>
-        <w:tc>
-          <w:tcPr>
-            <w:tcW w:w="4110" w:type="dxa"/>
-            <w:shd w:val="clear" w:color="auto" w:fill="BFBFBF" w:themeFill="background1" w:themeFillShade="BF"/>
-          </w:tcPr>
-          <w:p>
-            <w:pPr>
-              <w:spacing w:before="0" w:after="0"/>
-              <w:ind w:firstLine="0"/>
-              <w:jc w:val="center"/>
-              <w:rPr>
-                <w:b/>
-                <w:lang w:val="es-ES_tradnl" w:eastAsia="es-CO"/>
-              </w:rPr>
-            </w:pPr>
-            <w:r>
-              <w:rPr>
-                <w:b/>
-                <w:lang w:val="es-ES_tradnl" w:eastAsia="es-CO"/>
-              </w:rPr>
-              <w:t>Centro de Formación y Regional</w:t>
-            </w:r>
-          </w:p>
-        </w:tc>
-      </w:tr>
-      <w:tr>
-        <w:trPr>
-          <w:trHeight w:val="526"/>
-        </w:trPr>
-        <w:tc>
-          <w:tcPr>
-            <w:tcW w:w="2583" w:type="dxa"/>
-            <w:shd w:val="clear" w:color="auto" w:fill="F2F2F2" w:themeFill="background1" w:themeFillShade="F2"/>
-          </w:tcPr>
-          <w:p>
-            <w:pPr>
-              <w:spacing w:before="0" w:after="0"/>
-              <w:ind w:firstLine="0"/>
-              <w:rPr>
-                <w:rFonts w:asciiTheme="minorHAnsi" w:hAnsiTheme="minorHAnsi" w:cstheme="minorHAnsi"/>
-                <w:bCs/>
-                <w:sz w:val="24"/>
-                <w:szCs w:val="24"/>
-                <w:lang w:val="es-ES" w:eastAsia="es-CO"/>
-              </w:rPr>
-            </w:pPr>
-            <w:r>
               <w:t>Jenny Rocio Reyes Acevedo</w:t>
             </w:r>
           </w:p>
         </w:tc>
         <w:tc>
           <w:tcPr>
-            <w:tcW w:w="2941" w:type="dxa"/>
-            <w:shd w:val="clear" w:color="auto" w:fill="F2F2F2" w:themeFill="background1" w:themeFillShade="F2"/>
+            <w:tcW w:w="3402" w:type="dxa"/>
           </w:tcPr>
           <w:p>
             <w:pPr>
-              <w:spacing w:before="0" w:after="0"/>
-              <w:ind w:firstLine="0"/>
+              <w:pStyle w:val="TextoTablas"/>
+              <w:spacing w:before="0" w:after="0" w:line="360" w:lineRule="auto"/>
               <w:rPr>
-                <w:rFonts w:asciiTheme="minorHAnsi" w:hAnsiTheme="minorHAnsi" w:cstheme="minorHAnsi"/>
-                <w:bCs/>
-                <w:sz w:val="24"/>
-                <w:szCs w:val="24"/>
-                <w:lang w:val="es-ES_tradnl" w:eastAsia="es-CO"/>
+                <w:sz w:val="28"/>
+                <w:szCs w:val="28"/>
               </w:rPr>
             </w:pPr>
             <w:r>
+              <w:rPr>
+                <w:sz w:val="28"/>
+                <w:szCs w:val="28"/>
+              </w:rPr>
               <w:t>Diseñadora de contenidos</w:t>
             </w:r>
           </w:p>
         </w:tc>
         <w:tc>
           <w:tcPr>
-            <w:tcW w:w="4110" w:type="dxa"/>
-            <w:shd w:val="clear" w:color="auto" w:fill="F2F2F2" w:themeFill="background1" w:themeFillShade="F2"/>
+            <w:tcW w:w="3828" w:type="dxa"/>
           </w:tcPr>
           <w:p>
             <w:pPr>
-              <w:spacing w:before="0" w:after="0"/>
-              <w:ind w:firstLine="0"/>
+              <w:pStyle w:val="TextoTablas"/>
+              <w:spacing w:before="0" w:after="0" w:line="360" w:lineRule="auto"/>
               <w:rPr>
-                <w:rFonts w:asciiTheme="minorHAnsi" w:hAnsiTheme="minorHAnsi" w:cstheme="minorHAnsi"/>
-                <w:bCs/>
-                <w:sz w:val="24"/>
-                <w:szCs w:val="24"/>
-                <w:lang w:val="es-ES_tradnl" w:eastAsia="es-CO"/>
+                <w:sz w:val="28"/>
+                <w:szCs w:val="28"/>
               </w:rPr>
             </w:pPr>
             <w:r>
+              <w:rPr>
+                <w:sz w:val="28"/>
+                <w:szCs w:val="28"/>
+              </w:rPr>
+              <w:t>Centro Agroturístico - Regional Santander</w:t>
+            </w:r>
+          </w:p>
+        </w:tc>
+      </w:tr>
+      <w:tr>
+        <w:tc>
+          <w:tcPr>
+            <w:tcW w:w="2830" w:type="dxa"/>
+          </w:tcPr>
+          <w:p>
+            <w:pPr>
+              <w:pStyle w:val="TextoTablas"/>
+              <w:spacing w:before="0" w:after="0" w:line="360" w:lineRule="auto"/>
+              <w:rPr>
+                <w:b/>
+                <w:bCs/>
+                <w:sz w:val="28"/>
+                <w:szCs w:val="28"/>
+              </w:rPr>
+            </w:pPr>
+            <w:r>
+              <w:rPr>
+                <w:b/>
+                <w:bCs/>
+                <w:sz w:val="28"/>
+                <w:szCs w:val="28"/>
+              </w:rPr>
+              <w:t>Andrea Paola Botello De la Rosa</w:t>
+            </w:r>
+          </w:p>
+        </w:tc>
+        <w:tc>
+          <w:tcPr>
+            <w:tcW w:w="3402" w:type="dxa"/>
+          </w:tcPr>
+          <w:p>
+            <w:pPr>
+              <w:pStyle w:val="TextoTablas"/>
+              <w:spacing w:before="0" w:after="0" w:line="360" w:lineRule="auto"/>
+              <w:rPr>
+                <w:sz w:val="28"/>
+                <w:szCs w:val="28"/>
+              </w:rPr>
+            </w:pPr>
+            <w:r>
+              <w:rPr>
+                <w:sz w:val="28"/>
+                <w:szCs w:val="28"/>
+              </w:rPr>
+              <w:t>Desarrolladora full stack</w:t>
+            </w:r>
+          </w:p>
+        </w:tc>
+        <w:tc>
+          <w:tcPr>
+            <w:tcW w:w="3828" w:type="dxa"/>
+          </w:tcPr>
+          <w:p>
+            <w:pPr>
+              <w:pStyle w:val="TextoTablas"/>
+              <w:spacing w:before="0" w:after="0" w:line="360" w:lineRule="auto"/>
+              <w:rPr>
+                <w:sz w:val="28"/>
+                <w:szCs w:val="28"/>
+              </w:rPr>
+            </w:pPr>
+            <w:r>
+              <w:rPr>
+                <w:sz w:val="28"/>
+                <w:szCs w:val="28"/>
+              </w:rPr>
               <w:t>Centro Agroturístico - Regional Santander</w:t>
             </w:r>
           </w:p>
@@ -11996,49 +11905,147 @@
       </w:tr>
       <w:tr>
         <w:trPr>
-          <w:trHeight w:val="526"/>
+          <w:cnfStyle w:val="000000100000" w:firstRow="0" w:lastRow="0" w:firstColumn="0" w:lastColumn="0" w:oddVBand="0" w:evenVBand="0" w:oddHBand="1" w:evenHBand="0" w:firstRowFirstColumn="0" w:firstRowLastColumn="0" w:lastRowFirstColumn="0" w:lastRowLastColumn="0"/>
         </w:trPr>
         <w:tc>
           <w:tcPr>
-            <w:tcW w:w="2583" w:type="dxa"/>
-            <w:shd w:val="clear" w:color="auto" w:fill="FFFFFF" w:themeFill="background1"/>
+            <w:tcW w:w="2830" w:type="dxa"/>
           </w:tcPr>
           <w:p>
             <w:pPr>
-              <w:spacing w:before="0" w:after="0"/>
-              <w:ind w:firstLine="0"/>
+              <w:pStyle w:val="TextoTablas"/>
+              <w:spacing w:before="0" w:after="0" w:line="360" w:lineRule="auto"/>
+              <w:rPr>
+                <w:b/>
+                <w:bCs/>
+                <w:sz w:val="28"/>
+                <w:szCs w:val="28"/>
+              </w:rPr>
             </w:pPr>
             <w:r>
-              <w:t>Andrea Paola Botello De la Rosa</w:t>
+              <w:rPr>
+                <w:b/>
+                <w:bCs/>
+                <w:sz w:val="28"/>
+                <w:szCs w:val="28"/>
+              </w:rPr>
+              <w:t>María Alejandra Vera Briceño</w:t>
             </w:r>
           </w:p>
         </w:tc>
         <w:tc>
           <w:tcPr>
-            <w:tcW w:w="2941" w:type="dxa"/>
-            <w:shd w:val="clear" w:color="auto" w:fill="FFFFFF" w:themeFill="background1"/>
+            <w:tcW w:w="3402" w:type="dxa"/>
           </w:tcPr>
           <w:p>
             <w:pPr>
-              <w:spacing w:before="0" w:after="0"/>
-              <w:ind w:firstLine="0"/>
+              <w:pStyle w:val="TextoTablas"/>
+              <w:spacing w:before="0" w:after="0" w:line="360" w:lineRule="auto"/>
+              <w:rPr>
+                <w:sz w:val="28"/>
+                <w:szCs w:val="28"/>
+              </w:rPr>
             </w:pPr>
             <w:r>
-              <w:t>Desarrolladora full stack</w:t>
+              <w:rPr>
+                <w:sz w:val="28"/>
+                <w:szCs w:val="28"/>
+              </w:rPr>
+              <w:t>Animadora y productora audiovisual</w:t>
             </w:r>
           </w:p>
         </w:tc>
         <w:tc>
           <w:tcPr>
-            <w:tcW w:w="4110" w:type="dxa"/>
-            <w:shd w:val="clear" w:color="auto" w:fill="FFFFFF" w:themeFill="background1"/>
+            <w:tcW w:w="3828" w:type="dxa"/>
           </w:tcPr>
           <w:p>
             <w:pPr>
-              <w:spacing w:before="0" w:after="0"/>
-              <w:ind w:firstLine="0"/>
+              <w:pStyle w:val="TextoTablas"/>
+              <w:spacing w:before="0" w:after="0" w:line="360" w:lineRule="auto"/>
+              <w:rPr>
+                <w:sz w:val="28"/>
+                <w:szCs w:val="28"/>
+              </w:rPr>
             </w:pPr>
             <w:r>
+              <w:rPr>
+                <w:sz w:val="28"/>
+                <w:szCs w:val="28"/>
+              </w:rPr>
+              <w:t>Centro Agroturístico - Regional Santander</w:t>
+            </w:r>
+          </w:p>
+        </w:tc>
+      </w:tr>
+      <w:tr>
+        <w:tc>
+          <w:tcPr>
+            <w:tcW w:w="2830" w:type="dxa"/>
+            <w:vAlign w:val="center"/>
+          </w:tcPr>
+          <w:p>
+            <w:pPr>
+              <w:pStyle w:val="TextoTablas"/>
+              <w:spacing w:before="0" w:after="0" w:line="360" w:lineRule="auto"/>
+              <w:rPr>
+                <w:b/>
+                <w:bCs/>
+                <w:sz w:val="28"/>
+                <w:szCs w:val="28"/>
+              </w:rPr>
+            </w:pPr>
+            <w:r>
+              <w:rPr>
+                <w:b/>
+                <w:bCs/>
+                <w:sz w:val="28"/>
+                <w:szCs w:val="28"/>
+              </w:rPr>
+              <w:t>Yineth Ibette González Quintero</w:t>
+            </w:r>
+          </w:p>
+        </w:tc>
+        <w:tc>
+          <w:tcPr>
+            <w:tcW w:w="3402" w:type="dxa"/>
+          </w:tcPr>
+          <w:p>
+            <w:pPr>
+              <w:pStyle w:val="TextoTablas"/>
+              <w:spacing w:before="0" w:after="0" w:line="360" w:lineRule="auto"/>
+              <w:rPr>
+                <w:sz w:val="28"/>
+                <w:szCs w:val="28"/>
+              </w:rPr>
+            </w:pPr>
+            <w:r>
+              <w:rPr>
+                <w:sz w:val="28"/>
+                <w:szCs w:val="28"/>
+              </w:rPr>
+              <w:t>Validadora y vinculadora de recursos educativos digitales</w:t>
+            </w:r>
+          </w:p>
+        </w:tc>
+        <w:tc>
+          <w:tcPr>
+            <w:tcW w:w="3828" w:type="dxa"/>
+          </w:tcPr>
+          <w:p>
+            <w:pPr>
+              <w:pStyle w:val="TextoTablas"/>
+              <w:spacing w:before="0" w:after="0" w:line="360" w:lineRule="auto"/>
+              <w:rPr>
+                <w:sz w:val="28"/>
+                <w:szCs w:val="28"/>
+              </w:rPr>
+            </w:pPr>
+            <w:r>
+              <w:rPr>
+                <w:sz w:val="28"/>
+                <w:szCs w:val="28"/>
+              </w:rPr>
               <w:t>Centro Agroturístico - Regional Santander</w:t>
             </w:r>
           </w:p>
@@ -12046,299 +12053,29 @@
       </w:tr>
       <w:tr>
         <w:trPr>
-          <w:trHeight w:val="505"/>
+          <w:cnfStyle w:val="000000100000" w:firstRow="0" w:lastRow="0" w:firstColumn="0" w:lastColumn="0" w:oddVBand="0" w:evenVBand="0" w:oddHBand="1" w:evenHBand="0" w:firstRowFirstColumn="0" w:firstRowLastColumn="0" w:lastRowFirstColumn="0" w:lastRowLastColumn="0"/>
         </w:trPr>
         <w:tc>
           <w:tcPr>
-            <w:tcW w:w="2583" w:type="dxa"/>
+            <w:tcW w:w="2830" w:type="dxa"/>
           </w:tcPr>
           <w:p>
             <w:pPr>
-              <w:spacing w:before="0" w:after="0"/>
-              <w:ind w:firstLine="0"/>
-              <w:rPr>
-                <w:rFonts w:asciiTheme="minorHAnsi" w:hAnsiTheme="minorHAnsi" w:cstheme="minorHAnsi"/>
-                <w:bCs/>
-                <w:sz w:val="24"/>
-                <w:szCs w:val="24"/>
-                <w:lang w:val="es-ES" w:eastAsia="es-CO"/>
-              </w:rPr>
-            </w:pPr>
-            <w:r>
-              <w:t>María Alejandra Vera Briceño</w:t>
-            </w:r>
-          </w:p>
-        </w:tc>
-        <w:tc>
-          <w:tcPr>
-            <w:tcW w:w="2941" w:type="dxa"/>
-          </w:tcPr>
-          <w:p>
-            <w:pPr>
-              <w:spacing w:before="0" w:after="0"/>
-              <w:ind w:firstLine="0"/>
-              <w:rPr>
-                <w:rFonts w:asciiTheme="minorHAnsi" w:hAnsiTheme="minorHAnsi" w:cstheme="minorHAnsi"/>
-                <w:bCs/>
-                <w:sz w:val="24"/>
-                <w:szCs w:val="24"/>
-                <w:lang w:val="es-ES_tradnl" w:eastAsia="es-CO"/>
-              </w:rPr>
-            </w:pPr>
-            <w:r>
-              <w:t>Animador</w:t>
-            </w:r>
-            <w:r>
-              <w:t>a</w:t>
-            </w:r>
-            <w:r>
-              <w:t xml:space="preserve"> y productor</w:t>
-            </w:r>
-            <w:r>
-              <w:t xml:space="preserve">a </w:t>
-            </w:r>
-            <w:r>
-              <w:t>audiovisual</w:t>
-            </w:r>
-          </w:p>
-        </w:tc>
-        <w:tc>
-          <w:tcPr>
-            <w:tcW w:w="4110" w:type="dxa"/>
-          </w:tcPr>
-          <w:p>
-            <w:pPr>
-              <w:spacing w:before="0" w:after="0"/>
-              <w:ind w:firstLine="0"/>
-              <w:rPr>
-                <w:rFonts w:asciiTheme="minorHAnsi" w:hAnsiTheme="minorHAnsi" w:cstheme="minorHAnsi"/>
-                <w:bCs/>
-                <w:sz w:val="24"/>
-                <w:szCs w:val="24"/>
-                <w:lang w:val="es-ES_tradnl" w:eastAsia="es-CO"/>
-              </w:rPr>
-            </w:pPr>
-            <w:r>
-              <w:t>Centro Agroturístico - Regional Santander</w:t>
-            </w:r>
-          </w:p>
-        </w:tc>
-      </w:tr>
-    </w:tbl>
-    <w:p>
-      <w:pPr>
-        <w:spacing w:before="100" w:beforeAutospacing="1"/>
-        <w:ind w:firstLine="0"/>
-        <w:rPr>
-          <w:b/>
-          <w:bCs/>
-        </w:rPr>
-      </w:pPr>
-      <w:r>
-        <w:rPr>
-          <w:b/>
-          <w:bCs/>
-        </w:rPr>
-        <w:lastRenderedPageBreak/>
-        <w:t>Validación recurso educativo digital</w:t>
-      </w:r>
-    </w:p>
-    <w:tbl>
-      <w:tblPr>
-        <w:tblW w:w="9634" w:type="dxa"/>
-        <w:tblBorders>
-          <w:top w:val="single" w:sz="4" w:space="0" w:color="D9D9D9"/>
-          <w:left w:val="single" w:sz="4" w:space="0" w:color="D9D9D9"/>
-          <w:bottom w:val="single" w:sz="4" w:space="0" w:color="D9D9D9"/>
-          <w:right w:val="single" w:sz="4" w:space="0" w:color="D9D9D9"/>
-          <w:insideH w:val="single" w:sz="4" w:space="0" w:color="D9D9D9"/>
-          <w:insideV w:val="single" w:sz="4" w:space="0" w:color="D9D9D9"/>
-        </w:tblBorders>
-        <w:tblLayout w:type="fixed"/>
-        <w:tblLook w:val="04A0" w:firstRow="1" w:lastRow="0" w:firstColumn="1" w:lastColumn="0" w:noHBand="0" w:noVBand="1"/>
-      </w:tblPr>
-      <w:tblGrid>
-        <w:gridCol w:w="2583"/>
-        <w:gridCol w:w="2941"/>
-        <w:gridCol w:w="4110"/>
-      </w:tblGrid>
-      <w:tr>
-        <w:trPr>
-          <w:trHeight w:val="283"/>
-          <w:tblHeader/>
-        </w:trPr>
-        <w:tc>
-          <w:tcPr>
-            <w:tcW w:w="2583" w:type="dxa"/>
-            <w:shd w:val="clear" w:color="auto" w:fill="BFBFBF" w:themeFill="background1" w:themeFillShade="BF"/>
-          </w:tcPr>
-          <w:p>
-            <w:pPr>
-              <w:spacing w:before="0" w:after="0"/>
-              <w:jc w:val="center"/>
+              <w:pStyle w:val="TextoTablas"/>
+              <w:spacing w:before="0" w:after="0" w:line="360" w:lineRule="auto"/>
               <w:rPr>
                 <w:b/>
-                <w:lang w:val="es-ES_tradnl" w:eastAsia="es-CO"/>
-              </w:rPr>
-            </w:pPr>
-            <w:r>
-              <w:rPr>
-                <w:b/>
-                <w:lang w:val="es-ES_tradnl" w:eastAsia="es-CO"/>
-              </w:rPr>
-              <w:t>Nombre</w:t>
-            </w:r>
-          </w:p>
-        </w:tc>
-        <w:tc>
-          <w:tcPr>
-            <w:tcW w:w="2941" w:type="dxa"/>
-            <w:shd w:val="clear" w:color="auto" w:fill="BFBFBF" w:themeFill="background1" w:themeFillShade="BF"/>
-          </w:tcPr>
-          <w:p>
-            <w:pPr>
-              <w:spacing w:before="0" w:after="0"/>
-              <w:jc w:val="center"/>
-              <w:rPr>
-                <w:b/>
-                <w:lang w:val="es-ES_tradnl" w:eastAsia="es-CO"/>
-              </w:rPr>
-            </w:pPr>
-            <w:r>
-              <w:rPr>
-                <w:b/>
-                <w:lang w:val="es-ES_tradnl" w:eastAsia="es-CO"/>
-              </w:rPr>
-              <w:t>Cargo</w:t>
-            </w:r>
-          </w:p>
-        </w:tc>
-        <w:tc>
-          <w:tcPr>
-            <w:tcW w:w="4110" w:type="dxa"/>
-            <w:shd w:val="clear" w:color="auto" w:fill="BFBFBF" w:themeFill="background1" w:themeFillShade="BF"/>
-          </w:tcPr>
-          <w:p>
-            <w:pPr>
-              <w:spacing w:before="0" w:after="0"/>
-              <w:ind w:firstLine="0"/>
-              <w:jc w:val="center"/>
-              <w:rPr>
-                <w:b/>
-                <w:lang w:val="es-ES_tradnl" w:eastAsia="es-CO"/>
-              </w:rPr>
-            </w:pPr>
-            <w:r>
-              <w:rPr>
-                <w:b/>
-                <w:lang w:val="es-ES_tradnl" w:eastAsia="es-CO"/>
-              </w:rPr>
-              <w:t>Centro de Formación y Regional</w:t>
-            </w:r>
-          </w:p>
-        </w:tc>
-      </w:tr>
-      <w:tr>
-        <w:trPr>
-          <w:trHeight w:val="526"/>
-        </w:trPr>
-        <w:tc>
-          <w:tcPr>
-            <w:tcW w:w="2583" w:type="dxa"/>
-            <w:shd w:val="clear" w:color="auto" w:fill="F2F2F2" w:themeFill="background1" w:themeFillShade="F2"/>
-            <w:vAlign w:val="center"/>
-          </w:tcPr>
-          <w:p>
-            <w:pPr>
-              <w:spacing w:before="0" w:after="0"/>
-              <w:ind w:firstLine="0"/>
-              <w:rPr>
-                <w:rFonts w:asciiTheme="minorHAnsi" w:hAnsiTheme="minorHAnsi" w:cstheme="minorHAnsi"/>
                 <w:bCs/>
-                <w:sz w:val="24"/>
-                <w:szCs w:val="24"/>
-                <w:lang w:val="es-ES" w:eastAsia="es-CO"/>
+                <w:sz w:val="28"/>
+                <w:szCs w:val="28"/>
               </w:rPr>
             </w:pPr>
             <w:r>
               <w:rPr>
                 <w:b/>
                 <w:bCs/>
-              </w:rPr>
-              <w:t>Yineth Ibette González Quintero</w:t>
-            </w:r>
-          </w:p>
-        </w:tc>
-        <w:tc>
-          <w:tcPr>
-            <w:tcW w:w="2941" w:type="dxa"/>
-            <w:shd w:val="clear" w:color="auto" w:fill="F2F2F2" w:themeFill="background1" w:themeFillShade="F2"/>
-            <w:vAlign w:val="center"/>
-          </w:tcPr>
-          <w:p>
-            <w:pPr>
-              <w:spacing w:before="0" w:after="0"/>
-              <w:ind w:firstLine="0"/>
-              <w:rPr>
-                <w:rFonts w:asciiTheme="minorHAnsi" w:hAnsiTheme="minorHAnsi" w:cstheme="minorHAnsi"/>
-                <w:sz w:val="24"/>
-                <w:szCs w:val="24"/>
-                <w:lang w:val="es-ES_tradnl" w:eastAsia="es-CO"/>
-              </w:rPr>
-            </w:pPr>
-            <w:r>
-              <w:t>Validadora y vinculadora de recursos educativos digitales</w:t>
-            </w:r>
-          </w:p>
-        </w:tc>
-        <w:tc>
-          <w:tcPr>
-            <w:tcW w:w="4110" w:type="dxa"/>
-            <w:shd w:val="clear" w:color="auto" w:fill="F2F2F2" w:themeFill="background1" w:themeFillShade="F2"/>
-            <w:vAlign w:val="center"/>
-          </w:tcPr>
-          <w:p>
-            <w:pPr>
-              <w:spacing w:before="0" w:after="0"/>
-              <w:ind w:firstLine="0"/>
-              <w:rPr>
-                <w:rFonts w:asciiTheme="minorHAnsi" w:hAnsiTheme="minorHAnsi" w:cstheme="minorHAnsi"/>
-                <w:sz w:val="24"/>
-                <w:szCs w:val="24"/>
-                <w:lang w:val="es-ES_tradnl" w:eastAsia="es-CO"/>
-              </w:rPr>
-            </w:pPr>
-            <w:r>
-              <w:t>Centro Agroturístico - Regional Santander</w:t>
-            </w:r>
-          </w:p>
-        </w:tc>
-      </w:tr>
-      <w:tr>
-        <w:trPr>
-          <w:trHeight w:val="505"/>
-        </w:trPr>
-        <w:tc>
-          <w:tcPr>
-            <w:tcW w:w="2583" w:type="dxa"/>
-            <w:vAlign w:val="center"/>
-          </w:tcPr>
-          <w:p>
-            <w:pPr>
-              <w:spacing w:before="0" w:after="0"/>
-              <w:ind w:firstLine="0"/>
-              <w:rPr>
-                <w:rFonts w:asciiTheme="minorHAnsi" w:hAnsiTheme="minorHAnsi" w:cstheme="minorHAnsi"/>
-                <w:bCs/>
-                <w:sz w:val="24"/>
-                <w:szCs w:val="24"/>
-                <w:lang w:val="es-ES" w:eastAsia="es-CO"/>
-              </w:rPr>
-            </w:pPr>
-            <w:r>
-              <w:rPr>
-                <w:b/>
-                <w:bCs/>
+                <w:sz w:val="28"/>
+                <w:szCs w:val="28"/>
               </w:rPr>
               <w:t>Sandra Liliana Cristancho Cruz</w:t>
             </w:r>
@@ -12346,42 +12083,44 @@
         </w:tc>
         <w:tc>
           <w:tcPr>
-            <w:tcW w:w="2941" w:type="dxa"/>
-            <w:vAlign w:val="center"/>
+            <w:tcW w:w="3402" w:type="dxa"/>
           </w:tcPr>
           <w:p>
             <w:pPr>
-              <w:spacing w:before="0" w:after="0"/>
-              <w:ind w:firstLine="0"/>
+              <w:pStyle w:val="TextoTablas"/>
+              <w:spacing w:before="0" w:after="0" w:line="360" w:lineRule="auto"/>
               <w:rPr>
-                <w:rFonts w:asciiTheme="minorHAnsi" w:hAnsiTheme="minorHAnsi" w:cstheme="minorHAnsi"/>
-                <w:sz w:val="24"/>
-                <w:szCs w:val="24"/>
-                <w:lang w:val="es-ES_tradnl" w:eastAsia="es-CO"/>
+                <w:sz w:val="28"/>
+                <w:szCs w:val="28"/>
               </w:rPr>
             </w:pPr>
             <w:r>
-              <w:t>Evaluadora para contenidos inclusivos y accesibles</w:t>
+              <w:rPr>
+                <w:sz w:val="28"/>
+                <w:szCs w:val="28"/>
+              </w:rPr>
+              <w:t>Evaluadora de contenidos inclusivos y accesibles</w:t>
             </w:r>
           </w:p>
         </w:tc>
         <w:tc>
           <w:tcPr>
-            <w:tcW w:w="4110" w:type="dxa"/>
-            <w:vAlign w:val="center"/>
+            <w:tcW w:w="3828" w:type="dxa"/>
           </w:tcPr>
           <w:p>
             <w:pPr>
-              <w:spacing w:before="0" w:after="0"/>
-              <w:ind w:firstLine="0"/>
+              <w:pStyle w:val="TextoTablas"/>
+              <w:spacing w:before="0" w:after="0" w:line="360" w:lineRule="auto"/>
               <w:rPr>
-                <w:rFonts w:asciiTheme="minorHAnsi" w:hAnsiTheme="minorHAnsi" w:cstheme="minorHAnsi"/>
-                <w:sz w:val="24"/>
-                <w:szCs w:val="24"/>
-                <w:lang w:val="es-ES_tradnl" w:eastAsia="es-CO"/>
+                <w:sz w:val="28"/>
+                <w:szCs w:val="28"/>
               </w:rPr>
             </w:pPr>
             <w:r>
+              <w:rPr>
+                <w:sz w:val="28"/>
+                <w:szCs w:val="28"/>
+              </w:rPr>
               <w:t>Centro Agroturístico - Regional Santander</w:t>
             </w:r>
           </w:p>
@@ -18813,26 +18552,6 @@
 </file>
 
 <file path=customXml/item2.xml><?xml version="1.0" encoding="utf-8"?>
-<p:properties xmlns:p="http://schemas.microsoft.com/office/2006/metadata/properties" xmlns:xsi="http://www.w3.org/2001/XMLSchema-instance" xmlns:pc="http://schemas.microsoft.com/office/infopath/2007/PartnerControls">
-  <documentManagement>
-    <TaxCatchAll xmlns="285d351f-f218-493a-825f-85a9dfbde315" xsi:nil="true"/>
-    <lcf76f155ced4ddcb4097134ff3c332f xmlns="55abea07-cd72-4a95-add0-1082a24cf9e9">
-      <Terms xmlns="http://schemas.microsoft.com/office/infopath/2007/PartnerControls"/>
-    </lcf76f155ced4ddcb4097134ff3c332f>
-  </documentManagement>
-</p:properties>
-</file>
-
-<file path=customXml/item3.xml><?xml version="1.0" encoding="utf-8"?>
-<?mso-contentType ?>
-<FormTemplates xmlns="http://schemas.microsoft.com/sharepoint/v3/contenttype/forms">
-  <Display>DocumentLibraryForm</Display>
-  <Edit>DocumentLibraryForm</Edit>
-  <New>DocumentLibraryForm</New>
-</FormTemplates>
-</file>
-
-<file path=customXml/item4.xml><?xml version="1.0" encoding="utf-8"?>
 <ct:contentTypeSchema xmlns:ct="http://schemas.microsoft.com/office/2006/metadata/contentType" xmlns:ma="http://schemas.microsoft.com/office/2006/metadata/properties/metaAttributes" ct:_="" ma:_="" ma:contentTypeName="Documento" ma:contentTypeID="0x0101005D7421CBAB376F47AC1876466873BE0C" ma:contentTypeVersion="11" ma:contentTypeDescription="Crear nuevo documento." ma:contentTypeScope="" ma:versionID="f360f8b6fb6f4c8bd21c6a7e407e2e16">
   <xsd:schema xmlns:xsd="http://www.w3.org/2001/XMLSchema" xmlns:xs="http://www.w3.org/2001/XMLSchema" xmlns:p="http://schemas.microsoft.com/office/2006/metadata/properties" xmlns:ns2="55abea07-cd72-4a95-add0-1082a24cf9e9" xmlns:ns3="285d351f-f218-493a-825f-85a9dfbde315" targetNamespace="http://schemas.microsoft.com/office/2006/metadata/properties" ma:root="true" ma:fieldsID="45e32b76c8e436055369618aac27ad35" ns2:_="" ns3:_="">
     <xsd:import namespace="55abea07-cd72-4a95-add0-1082a24cf9e9"/>
@@ -19027,6 +18746,26 @@
 </ct:contentTypeSchema>
 </file>
 
+<file path=customXml/item3.xml><?xml version="1.0" encoding="utf-8"?>
+<?mso-contentType ?>
+<FormTemplates xmlns="http://schemas.microsoft.com/sharepoint/v3/contenttype/forms">
+  <Display>DocumentLibraryForm</Display>
+  <Edit>DocumentLibraryForm</Edit>
+  <New>DocumentLibraryForm</New>
+</FormTemplates>
+</file>
+
+<file path=customXml/item4.xml><?xml version="1.0" encoding="utf-8"?>
+<p:properties xmlns:p="http://schemas.microsoft.com/office/2006/metadata/properties" xmlns:xsi="http://www.w3.org/2001/XMLSchema-instance" xmlns:pc="http://schemas.microsoft.com/office/infopath/2007/PartnerControls">
+  <documentManagement>
+    <TaxCatchAll xmlns="285d351f-f218-493a-825f-85a9dfbde315" xsi:nil="true"/>
+    <lcf76f155ced4ddcb4097134ff3c332f xmlns="55abea07-cd72-4a95-add0-1082a24cf9e9">
+      <Terms xmlns="http://schemas.microsoft.com/office/infopath/2007/PartnerControls"/>
+    </lcf76f155ced4ddcb4097134ff3c332f>
+  </documentManagement>
+</p:properties>
+</file>
+
 <file path=customXml/itemProps1.xml><?xml version="1.0" encoding="utf-8"?>
 <ds:datastoreItem xmlns:ds="http://schemas.openxmlformats.org/officeDocument/2006/customXml" ds:itemID="{1849D18D-5F49-4700-A12C-484BEE913059}">
   <ds:schemaRefs>
@@ -19036,14 +18775,7 @@
 </file>
 
 <file path=customXml/itemProps2.xml><?xml version="1.0" encoding="utf-8"?>
-<ds:datastoreItem xmlns:ds="http://schemas.openxmlformats.org/officeDocument/2006/customXml" ds:itemID="{CEECB56F-E1D8-45BF-A0A3-B5258E7263D4}">
-  <ds:schemaRefs>
-    <ds:schemaRef ds:uri="http://schemas.microsoft.com/office/2006/metadata/properties"/>
-    <ds:schemaRef ds:uri="http://schemas.microsoft.com/office/infopath/2007/PartnerControls"/>
-    <ds:schemaRef ds:uri="2c0ff4f8-6664-4eb8-8bb0-965f2536cb1b"/>
-    <ds:schemaRef ds:uri="2b6b437a-5846-4934-ac66-7de06297595b"/>
-  </ds:schemaRefs>
-</ds:datastoreItem>
+<ds:datastoreItem xmlns:ds="http://schemas.openxmlformats.org/officeDocument/2006/customXml" ds:itemID="{49D8C3D8-9E01-41AB-948C-646E455F99ED}"/>
 </file>
 
 <file path=customXml/itemProps3.xml><?xml version="1.0" encoding="utf-8"?>
@@ -19055,5 +18787,12 @@
 </file>
 
 <file path=customXml/itemProps4.xml><?xml version="1.0" encoding="utf-8"?>
-<ds:datastoreItem xmlns:ds="http://schemas.openxmlformats.org/officeDocument/2006/customXml" ds:itemID="{5AAE62B3-1E79-4DE3-90FF-CB292AD1F9C8}"/>
+<ds:datastoreItem xmlns:ds="http://schemas.openxmlformats.org/officeDocument/2006/customXml" ds:itemID="{CEECB56F-E1D8-45BF-A0A3-B5258E7263D4}">
+  <ds:schemaRefs>
+    <ds:schemaRef ds:uri="http://schemas.microsoft.com/office/2006/metadata/properties"/>
+    <ds:schemaRef ds:uri="http://schemas.microsoft.com/office/infopath/2007/PartnerControls"/>
+    <ds:schemaRef ds:uri="2c0ff4f8-6664-4eb8-8bb0-965f2536cb1b"/>
+    <ds:schemaRef ds:uri="2b6b437a-5846-4934-ac66-7de06297595b"/>
+  </ds:schemaRefs>
+</ds:datastoreItem>
 </file>
--- a/fuentes/CF2_73310057_DU.docx
+++ b/fuentes/CF2_73310057_DU.docx
@@ -102,6 +102,15 @@
           <w:kern w:val="0"/>
         </w:rPr>
         <w:tab/>
+      </w:r>
+      <w:r>
+        <w:rPr>
+          <w:b/>
+          <w:bCs/>
+          <w:color w:val="000000"/>
+          <w:kern w:val="0"/>
+        </w:rPr>
+        <w:t>(HR)</w:t>
       </w:r>
     </w:p>
     <w:p>
@@ -4627,31 +4636,15 @@
           <w:bCs/>
           <w:lang w:eastAsia="es-CO"/>
         </w:rPr>
-        <w:t>“</w:t>
-      </w:r>
-      <w:r>
-        <w:rPr>
-          <w:b/>
-          <w:bCs/>
-          <w:lang w:eastAsia="es-CO"/>
-        </w:rPr>
-        <w:t>ideal</w:t>
-      </w:r>
-      <w:r>
-        <w:rPr>
-          <w:b/>
-          <w:bCs/>
-          <w:lang w:eastAsia="es-CO"/>
-        </w:rPr>
-        <w:t>”</w:t>
-      </w:r>
-      <w:r>
-        <w:rPr>
-          <w:b/>
-          <w:bCs/>
-          <w:lang w:eastAsia="es-CO"/>
-        </w:rPr>
-        <w:t xml:space="preserve"> 60 – 80 %, dependiendo del cultivo.</w:t>
+        <w:t xml:space="preserve">valor ideal entre </w:t>
+      </w:r>
+      <w:r>
+        <w:rPr>
+          <w:b/>
+          <w:bCs/>
+          <w:lang w:eastAsia="es-CO"/>
+        </w:rPr>
+        <w:t>60 – 80 %, dependiendo del cultivo.</w:t>
       </w:r>
     </w:p>
     <w:p>
@@ -11876,7 +11869,15 @@
                 <w:sz w:val="28"/>
                 <w:szCs w:val="28"/>
               </w:rPr>
-              <w:t>Desarrolladora full stack</w:t>
+              <w:t xml:space="preserve">Desarrolladora </w:t>
+            </w:r>
+            <w:r>
+              <w:rPr>
+                <w:rStyle w:val="Extranjerismo"/>
+                <w:sz w:val="28"/>
+                <w:szCs w:val="28"/>
+              </w:rPr>
+              <w:t>full stack</w:t>
             </w:r>
           </w:p>
         </w:tc>
@@ -18548,10 +18549,26 @@
 </file>
 
 <file path=customXml/item1.xml><?xml version="1.0" encoding="utf-8"?>
-<b:Sources xmlns:b="http://schemas.openxmlformats.org/officeDocument/2006/bibliography" xmlns="http://schemas.openxmlformats.org/officeDocument/2006/bibliography" SelectedStyle="\APASixthEditionOfficeOnline.xsl" StyleName="APA" Version="6"/>
+<p:properties xmlns:p="http://schemas.microsoft.com/office/2006/metadata/properties" xmlns:xsi="http://www.w3.org/2001/XMLSchema-instance" xmlns:pc="http://schemas.microsoft.com/office/infopath/2007/PartnerControls">
+  <documentManagement>
+    <TaxCatchAll xmlns="285d351f-f218-493a-825f-85a9dfbde315" xsi:nil="true"/>
+    <lcf76f155ced4ddcb4097134ff3c332f xmlns="55abea07-cd72-4a95-add0-1082a24cf9e9">
+      <Terms xmlns="http://schemas.microsoft.com/office/infopath/2007/PartnerControls"/>
+    </lcf76f155ced4ddcb4097134ff3c332f>
+  </documentManagement>
+</p:properties>
 </file>
 
 <file path=customXml/item2.xml><?xml version="1.0" encoding="utf-8"?>
+<?mso-contentType ?>
+<FormTemplates xmlns="http://schemas.microsoft.com/sharepoint/v3/contenttype/forms">
+  <Display>DocumentLibraryForm</Display>
+  <Edit>DocumentLibraryForm</Edit>
+  <New>DocumentLibraryForm</New>
+</FormTemplates>
+</file>
+
+<file path=customXml/item3.xml><?xml version="1.0" encoding="utf-8"?>
 <ct:contentTypeSchema xmlns:ct="http://schemas.microsoft.com/office/2006/metadata/contentType" xmlns:ma="http://schemas.microsoft.com/office/2006/metadata/properties/metaAttributes" ct:_="" ma:_="" ma:contentTypeName="Documento" ma:contentTypeID="0x0101005D7421CBAB376F47AC1876466873BE0C" ma:contentTypeVersion="11" ma:contentTypeDescription="Crear nuevo documento." ma:contentTypeScope="" ma:versionID="f360f8b6fb6f4c8bd21c6a7e407e2e16">
   <xsd:schema xmlns:xsd="http://www.w3.org/2001/XMLSchema" xmlns:xs="http://www.w3.org/2001/XMLSchema" xmlns:p="http://schemas.microsoft.com/office/2006/metadata/properties" xmlns:ns2="55abea07-cd72-4a95-add0-1082a24cf9e9" xmlns:ns3="285d351f-f218-493a-825f-85a9dfbde315" targetNamespace="http://schemas.microsoft.com/office/2006/metadata/properties" ma:root="true" ma:fieldsID="45e32b76c8e436055369618aac27ad35" ns2:_="" ns3:_="">
     <xsd:import namespace="55abea07-cd72-4a95-add0-1082a24cf9e9"/>
@@ -18746,47 +18763,11 @@
 </ct:contentTypeSchema>
 </file>
 
-<file path=customXml/item3.xml><?xml version="1.0" encoding="utf-8"?>
-<?mso-contentType ?>
-<FormTemplates xmlns="http://schemas.microsoft.com/sharepoint/v3/contenttype/forms">
-  <Display>DocumentLibraryForm</Display>
-  <Edit>DocumentLibraryForm</Edit>
-  <New>DocumentLibraryForm</New>
-</FormTemplates>
-</file>
-
 <file path=customXml/item4.xml><?xml version="1.0" encoding="utf-8"?>
-<p:properties xmlns:p="http://schemas.microsoft.com/office/2006/metadata/properties" xmlns:xsi="http://www.w3.org/2001/XMLSchema-instance" xmlns:pc="http://schemas.microsoft.com/office/infopath/2007/PartnerControls">
-  <documentManagement>
-    <TaxCatchAll xmlns="285d351f-f218-493a-825f-85a9dfbde315" xsi:nil="true"/>
-    <lcf76f155ced4ddcb4097134ff3c332f xmlns="55abea07-cd72-4a95-add0-1082a24cf9e9">
-      <Terms xmlns="http://schemas.microsoft.com/office/infopath/2007/PartnerControls"/>
-    </lcf76f155ced4ddcb4097134ff3c332f>
-  </documentManagement>
-</p:properties>
+<b:Sources xmlns:b="http://schemas.openxmlformats.org/officeDocument/2006/bibliography" xmlns="http://schemas.openxmlformats.org/officeDocument/2006/bibliography" SelectedStyle="\APASixthEditionOfficeOnline.xsl" StyleName="APA" Version="6"/>
 </file>
 
 <file path=customXml/itemProps1.xml><?xml version="1.0" encoding="utf-8"?>
-<ds:datastoreItem xmlns:ds="http://schemas.openxmlformats.org/officeDocument/2006/customXml" ds:itemID="{1849D18D-5F49-4700-A12C-484BEE913059}">
-  <ds:schemaRefs>
-    <ds:schemaRef ds:uri="http://schemas.openxmlformats.org/officeDocument/2006/bibliography"/>
-  </ds:schemaRefs>
-</ds:datastoreItem>
-</file>
-
-<file path=customXml/itemProps2.xml><?xml version="1.0" encoding="utf-8"?>
-<ds:datastoreItem xmlns:ds="http://schemas.openxmlformats.org/officeDocument/2006/customXml" ds:itemID="{49D8C3D8-9E01-41AB-948C-646E455F99ED}"/>
-</file>
-
-<file path=customXml/itemProps3.xml><?xml version="1.0" encoding="utf-8"?>
-<ds:datastoreItem xmlns:ds="http://schemas.openxmlformats.org/officeDocument/2006/customXml" ds:itemID="{91756AAB-0645-4FFC-990B-34BB6096B23B}">
-  <ds:schemaRefs>
-    <ds:schemaRef ds:uri="http://schemas.microsoft.com/sharepoint/v3/contenttype/forms"/>
-  </ds:schemaRefs>
-</ds:datastoreItem>
-</file>
-
-<file path=customXml/itemProps4.xml><?xml version="1.0" encoding="utf-8"?>
 <ds:datastoreItem xmlns:ds="http://schemas.openxmlformats.org/officeDocument/2006/customXml" ds:itemID="{CEECB56F-E1D8-45BF-A0A3-B5258E7263D4}">
   <ds:schemaRefs>
     <ds:schemaRef ds:uri="http://schemas.microsoft.com/office/2006/metadata/properties"/>
@@ -18795,4 +18776,24 @@
     <ds:schemaRef ds:uri="2b6b437a-5846-4934-ac66-7de06297595b"/>
   </ds:schemaRefs>
 </ds:datastoreItem>
+</file>
+
+<file path=customXml/itemProps2.xml><?xml version="1.0" encoding="utf-8"?>
+<ds:datastoreItem xmlns:ds="http://schemas.openxmlformats.org/officeDocument/2006/customXml" ds:itemID="{91756AAB-0645-4FFC-990B-34BB6096B23B}">
+  <ds:schemaRefs>
+    <ds:schemaRef ds:uri="http://schemas.microsoft.com/sharepoint/v3/contenttype/forms"/>
+  </ds:schemaRefs>
+</ds:datastoreItem>
+</file>
+
+<file path=customXml/itemProps3.xml><?xml version="1.0" encoding="utf-8"?>
+<ds:datastoreItem xmlns:ds="http://schemas.openxmlformats.org/officeDocument/2006/customXml" ds:itemID="{6769C023-EAF6-4D77-8C3A-C31A3A3BEB6B}"/>
+</file>
+
+<file path=customXml/itemProps4.xml><?xml version="1.0" encoding="utf-8"?>
+<ds:datastoreItem xmlns:ds="http://schemas.openxmlformats.org/officeDocument/2006/customXml" ds:itemID="{1849D18D-5F49-4700-A12C-484BEE913059}">
+  <ds:schemaRefs>
+    <ds:schemaRef ds:uri="http://schemas.openxmlformats.org/officeDocument/2006/bibliography"/>
+  </ds:schemaRefs>
+</ds:datastoreItem>
 </file>
--- a/fuentes/CF2_73310057_DU.docx
+++ b/fuentes/CF2_73310057_DU.docx
@@ -102,15 +102,6 @@
           <w:kern w:val="0"/>
         </w:rPr>
         <w:tab/>
-      </w:r>
-      <w:r>
-        <w:rPr>
-          <w:b/>
-          <w:bCs/>
-          <w:color w:val="000000"/>
-          <w:kern w:val="0"/>
-        </w:rPr>
-        <w:t>(HR)</w:t>
       </w:r>
     </w:p>
     <w:p>
@@ -7238,45 +7229,29 @@
       </w:r>
       <w:proofErr w:type="spellEnd"/>
       <w:r>
-        <w:t xml:space="preserve"> </w:t>
+        <w:t xml:space="preserve"> of </w:t>
       </w:r>
       <w:proofErr w:type="spellStart"/>
       <w:r>
-        <w:t>of</w:t>
+        <w:t>C</w:t>
+      </w:r>
+      <w:r>
+        <w:t>lassification</w:t>
       </w:r>
       <w:proofErr w:type="spellEnd"/>
       <w:r>
-        <w:t xml:space="preserve"> </w:t>
+        <w:t xml:space="preserve"> and </w:t>
       </w:r>
       <w:proofErr w:type="spellStart"/>
       <w:r>
-        <w:t>C</w:t>
-      </w:r>
-      <w:r>
-        <w:t>lassification</w:t>
+        <w:t>L</w:t>
+      </w:r>
+      <w:r>
+        <w:t>abelling</w:t>
       </w:r>
       <w:proofErr w:type="spellEnd"/>
       <w:r>
-        <w:t xml:space="preserve"> and </w:t>
-      </w:r>
-      <w:proofErr w:type="spellStart"/>
-      <w:r>
-        <w:t>L</w:t>
-      </w:r>
-      <w:r>
-        <w:t>abelling</w:t>
-      </w:r>
-      <w:proofErr w:type="spellEnd"/>
-      <w:r>
-        <w:t xml:space="preserve"> </w:t>
-      </w:r>
-      <w:proofErr w:type="spellStart"/>
-      <w:r>
-        <w:t>of</w:t>
-      </w:r>
-      <w:proofErr w:type="spellEnd"/>
-      <w:r>
-        <w:t xml:space="preserve"> </w:t>
+        <w:t xml:space="preserve"> of </w:t>
       </w:r>
       <w:proofErr w:type="spellStart"/>
       <w:r>
@@ -11499,7 +11474,14 @@
                 <w:sz w:val="28"/>
                 <w:szCs w:val="28"/>
               </w:rPr>
-              <w:t>Responsable del ecosistema</w:t>
+              <w:t xml:space="preserve">Profesional 06. </w:t>
+            </w:r>
+            <w:r>
+              <w:rPr>
+                <w:sz w:val="28"/>
+                <w:szCs w:val="28"/>
+              </w:rPr>
+              <w:t>Responsable del Ecosistema de Recursos Educativos Digitales (RED)</w:t>
             </w:r>
           </w:p>
         </w:tc>
@@ -18549,26 +18531,6 @@
 </file>
 
 <file path=customXml/item1.xml><?xml version="1.0" encoding="utf-8"?>
-<p:properties xmlns:p="http://schemas.microsoft.com/office/2006/metadata/properties" xmlns:xsi="http://www.w3.org/2001/XMLSchema-instance" xmlns:pc="http://schemas.microsoft.com/office/infopath/2007/PartnerControls">
-  <documentManagement>
-    <TaxCatchAll xmlns="285d351f-f218-493a-825f-85a9dfbde315" xsi:nil="true"/>
-    <lcf76f155ced4ddcb4097134ff3c332f xmlns="55abea07-cd72-4a95-add0-1082a24cf9e9">
-      <Terms xmlns="http://schemas.microsoft.com/office/infopath/2007/PartnerControls"/>
-    </lcf76f155ced4ddcb4097134ff3c332f>
-  </documentManagement>
-</p:properties>
-</file>
-
-<file path=customXml/item2.xml><?xml version="1.0" encoding="utf-8"?>
-<?mso-contentType ?>
-<FormTemplates xmlns="http://schemas.microsoft.com/sharepoint/v3/contenttype/forms">
-  <Display>DocumentLibraryForm</Display>
-  <Edit>DocumentLibraryForm</Edit>
-  <New>DocumentLibraryForm</New>
-</FormTemplates>
-</file>
-
-<file path=customXml/item3.xml><?xml version="1.0" encoding="utf-8"?>
 <ct:contentTypeSchema xmlns:ct="http://schemas.microsoft.com/office/2006/metadata/contentType" xmlns:ma="http://schemas.microsoft.com/office/2006/metadata/properties/metaAttributes" ct:_="" ma:_="" ma:contentTypeName="Documento" ma:contentTypeID="0x0101005D7421CBAB376F47AC1876466873BE0C" ma:contentTypeVersion="11" ma:contentTypeDescription="Crear nuevo documento." ma:contentTypeScope="" ma:versionID="f360f8b6fb6f4c8bd21c6a7e407e2e16">
   <xsd:schema xmlns:xsd="http://www.w3.org/2001/XMLSchema" xmlns:xs="http://www.w3.org/2001/XMLSchema" xmlns:p="http://schemas.microsoft.com/office/2006/metadata/properties" xmlns:ns2="55abea07-cd72-4a95-add0-1082a24cf9e9" xmlns:ns3="285d351f-f218-493a-825f-85a9dfbde315" targetNamespace="http://schemas.microsoft.com/office/2006/metadata/properties" ma:root="true" ma:fieldsID="45e32b76c8e436055369618aac27ad35" ns2:_="" ns3:_="">
     <xsd:import namespace="55abea07-cd72-4a95-add0-1082a24cf9e9"/>
@@ -18763,17 +18725,45 @@
 </ct:contentTypeSchema>
 </file>
 
+<file path=customXml/item2.xml><?xml version="1.0" encoding="utf-8"?>
+<?mso-contentType ?>
+<FormTemplates xmlns="http://schemas.microsoft.com/sharepoint/v3/contenttype/forms">
+  <Display>DocumentLibraryForm</Display>
+  <Edit>DocumentLibraryForm</Edit>
+  <New>DocumentLibraryForm</New>
+</FormTemplates>
+</file>
+
+<file path=customXml/item3.xml><?xml version="1.0" encoding="utf-8"?>
+<p:properties xmlns:p="http://schemas.microsoft.com/office/2006/metadata/properties" xmlns:xsi="http://www.w3.org/2001/XMLSchema-instance" xmlns:pc="http://schemas.microsoft.com/office/infopath/2007/PartnerControls">
+  <documentManagement>
+    <TaxCatchAll xmlns="285d351f-f218-493a-825f-85a9dfbde315" xsi:nil="true"/>
+    <lcf76f155ced4ddcb4097134ff3c332f xmlns="55abea07-cd72-4a95-add0-1082a24cf9e9">
+      <Terms xmlns="http://schemas.microsoft.com/office/infopath/2007/PartnerControls"/>
+    </lcf76f155ced4ddcb4097134ff3c332f>
+  </documentManagement>
+</p:properties>
+</file>
+
 <file path=customXml/item4.xml><?xml version="1.0" encoding="utf-8"?>
 <b:Sources xmlns:b="http://schemas.openxmlformats.org/officeDocument/2006/bibliography" xmlns="http://schemas.openxmlformats.org/officeDocument/2006/bibliography" SelectedStyle="\APASixthEditionOfficeOnline.xsl" StyleName="APA" Version="6"/>
 </file>
 
 <file path=customXml/itemProps1.xml><?xml version="1.0" encoding="utf-8"?>
-<ds:datastoreItem xmlns:ds="http://schemas.openxmlformats.org/officeDocument/2006/customXml" ds:itemID="{CEECB56F-E1D8-45BF-A0A3-B5258E7263D4}">
+<ds:datastoreItem xmlns:ds="http://schemas.openxmlformats.org/officeDocument/2006/customXml" ds:itemID="{6769C023-EAF6-4D77-8C3A-C31A3A3BEB6B}">
   <ds:schemaRefs>
+    <ds:schemaRef ds:uri="http://schemas.microsoft.com/office/2006/metadata/contentType"/>
+    <ds:schemaRef ds:uri="http://schemas.microsoft.com/office/2006/metadata/properties/metaAttributes"/>
+    <ds:schemaRef ds:uri="http://www.w3.org/2001/XMLSchema"/>
     <ds:schemaRef ds:uri="http://schemas.microsoft.com/office/2006/metadata/properties"/>
+    <ds:schemaRef ds:uri="55abea07-cd72-4a95-add0-1082a24cf9e9"/>
+    <ds:schemaRef ds:uri="285d351f-f218-493a-825f-85a9dfbde315"/>
+    <ds:schemaRef ds:uri="http://schemas.microsoft.com/office/2006/documentManagement/types"/>
     <ds:schemaRef ds:uri="http://schemas.microsoft.com/office/infopath/2007/PartnerControls"/>
-    <ds:schemaRef ds:uri="2c0ff4f8-6664-4eb8-8bb0-965f2536cb1b"/>
-    <ds:schemaRef ds:uri="2b6b437a-5846-4934-ac66-7de06297595b"/>
+    <ds:schemaRef ds:uri="http://schemas.openxmlformats.org/package/2006/metadata/core-properties"/>
+    <ds:schemaRef ds:uri="http://purl.org/dc/elements/1.1/"/>
+    <ds:schemaRef ds:uri="http://purl.org/dc/terms/"/>
+    <ds:schemaRef ds:uri="http://schemas.microsoft.com/internal/obd"/>
   </ds:schemaRefs>
 </ds:datastoreItem>
 </file>
@@ -18787,7 +18777,14 @@
 </file>
 
 <file path=customXml/itemProps3.xml><?xml version="1.0" encoding="utf-8"?>
-<ds:datastoreItem xmlns:ds="http://schemas.openxmlformats.org/officeDocument/2006/customXml" ds:itemID="{6769C023-EAF6-4D77-8C3A-C31A3A3BEB6B}"/>
+<ds:datastoreItem xmlns:ds="http://schemas.openxmlformats.org/officeDocument/2006/customXml" ds:itemID="{CEECB56F-E1D8-45BF-A0A3-B5258E7263D4}">
+  <ds:schemaRefs>
+    <ds:schemaRef ds:uri="http://schemas.microsoft.com/office/2006/metadata/properties"/>
+    <ds:schemaRef ds:uri="http://schemas.microsoft.com/office/infopath/2007/PartnerControls"/>
+    <ds:schemaRef ds:uri="285d351f-f218-493a-825f-85a9dfbde315"/>
+    <ds:schemaRef ds:uri="55abea07-cd72-4a95-add0-1082a24cf9e9"/>
+  </ds:schemaRefs>
+</ds:datastoreItem>
 </file>
 
 <file path=customXml/itemProps4.xml><?xml version="1.0" encoding="utf-8"?>
